--- a/Cycle Detection M-6/New Microsoft Word Document.docx
+++ b/Cycle Detection M-6/New Microsoft Word Document.docx
@@ -25,7 +25,7 @@
                 <wp:cNvGraphicFramePr/>
                 <a:graphic xmlns:a="http://schemas.openxmlformats.org/drawingml/2006/main">
                   <a:graphicData uri="http://schemas.microsoft.com/office/word/2010/wordprocessingInk">
-                    <w14:contentPart bwMode="auto" r:id="rId4">
+                    <w14:contentPart bwMode="auto" r:id="rId6">
                       <w14:nvContentPartPr>
                         <w14:cNvContentPartPr/>
                       </w14:nvContentPartPr>
@@ -61,7 +61,7 @@
                 <o:lock v:ext="edit" aspectratio="t"/>
               </v:shapetype>
               <v:shape id="Ink 243" o:spid="_x0000_s1026" type="#_x0000_t75" style="position:absolute;margin-left:248.15pt;margin-top:332.8pt;width:283.3pt;height:161.1pt;z-index:251899904;visibility:visible;mso-wrap-style:square;mso-wrap-distance-left:9pt;mso-wrap-distance-top:0;mso-wrap-distance-right:9pt;mso-wrap-distance-bottom:0;mso-position-horizontal:absolute;mso-position-horizontal-relative:text;mso-position-vertical:absolute;mso-position-vertical-relative:text" o:gfxdata="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">
-                <v:imagedata r:id="rId5" o:title=""/>
+                <v:imagedata r:id="rId7" o:title=""/>
               </v:shape>
             </w:pict>
           </mc:Fallback>
@@ -89,7 +89,7 @@
                 <wp:cNvGraphicFramePr/>
                 <a:graphic xmlns:a="http://schemas.openxmlformats.org/drawingml/2006/main">
                   <a:graphicData uri="http://schemas.microsoft.com/office/word/2010/wordprocessingInk">
-                    <w14:contentPart bwMode="auto" r:id="rId6">
+                    <w14:contentPart bwMode="auto" r:id="rId8">
                       <w14:nvContentPartPr>
                         <w14:cNvContentPartPr/>
                       </w14:nvContentPartPr>
@@ -106,7 +106,7 @@
           <mc:Fallback>
             <w:pict>
               <v:shape w14:anchorId="64798EBE" id="Ink 188" o:spid="_x0000_s1026" type="#_x0000_t75" style="position:absolute;margin-left:244.8pt;margin-top:370.1pt;width:98.45pt;height:30pt;z-index:251843584;visibility:visible;mso-wrap-style:square;mso-wrap-distance-left:9pt;mso-wrap-distance-top:0;mso-wrap-distance-right:9pt;mso-wrap-distance-bottom:0;mso-position-horizontal:absolute;mso-position-horizontal-relative:text;mso-position-vertical:absolute;mso-position-vertical-relative:text" o:gfxdata="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">
-                <v:imagedata r:id="rId7" o:title=""/>
+                <v:imagedata r:id="rId9" o:title=""/>
               </v:shape>
             </w:pict>
           </mc:Fallback>
@@ -134,7 +134,7 @@
                 <wp:cNvGraphicFramePr/>
                 <a:graphic xmlns:a="http://schemas.openxmlformats.org/drawingml/2006/main">
                   <a:graphicData uri="http://schemas.microsoft.com/office/word/2010/wordprocessingInk">
-                    <w14:contentPart bwMode="auto" r:id="rId8">
+                    <w14:contentPart bwMode="auto" r:id="rId10">
                       <w14:nvContentPartPr>
                         <w14:cNvContentPartPr/>
                       </w14:nvContentPartPr>
@@ -151,7 +151,7 @@
           <mc:Fallback>
             <w:pict>
               <v:shape w14:anchorId="049B28CA" id="Ink 176" o:spid="_x0000_s1026" type="#_x0000_t75" style="position:absolute;margin-left:502.65pt;margin-top:420.6pt;width:.9pt;height:.8pt;z-index:251831296;visibility:visible;mso-wrap-style:square;mso-wrap-distance-left:9pt;mso-wrap-distance-top:0;mso-wrap-distance-right:9pt;mso-wrap-distance-bottom:0;mso-position-horizontal:absolute;mso-position-horizontal-relative:text;mso-position-vertical:absolute;mso-position-vertical-relative:text" o:gfxdata="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">
-                <v:imagedata r:id="rId9" o:title=""/>
+                <v:imagedata r:id="rId11" o:title=""/>
               </v:shape>
             </w:pict>
           </mc:Fallback>
@@ -179,7 +179,7 @@
                 <wp:cNvGraphicFramePr/>
                 <a:graphic xmlns:a="http://schemas.openxmlformats.org/drawingml/2006/main">
                   <a:graphicData uri="http://schemas.microsoft.com/office/word/2010/wordprocessingInk">
-                    <w14:contentPart bwMode="auto" r:id="rId10">
+                    <w14:contentPart bwMode="auto" r:id="rId12">
                       <w14:nvContentPartPr>
                         <w14:cNvContentPartPr/>
                       </w14:nvContentPartPr>
@@ -196,7 +196,7 @@
           <mc:Fallback>
             <w:pict>
               <v:shape w14:anchorId="02736264" id="Ink 157" o:spid="_x0000_s1026" type="#_x0000_t75" style="position:absolute;margin-left:235.8pt;margin-top:335.25pt;width:111.4pt;height:31.8pt;z-index:251811840;visibility:visible;mso-wrap-style:square;mso-wrap-distance-left:9pt;mso-wrap-distance-top:0;mso-wrap-distance-right:9pt;mso-wrap-distance-bottom:0;mso-position-horizontal:absolute;mso-position-horizontal-relative:text;mso-position-vertical:absolute;mso-position-vertical-relative:text" o:gfxdata="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">
-                <v:imagedata r:id="rId11" o:title=""/>
+                <v:imagedata r:id="rId13" o:title=""/>
               </v:shape>
             </w:pict>
           </mc:Fallback>
@@ -224,7 +224,7 @@
                 <wp:cNvGraphicFramePr/>
                 <a:graphic xmlns:a="http://schemas.openxmlformats.org/drawingml/2006/main">
                   <a:graphicData uri="http://schemas.microsoft.com/office/word/2010/wordprocessingInk">
-                    <w14:contentPart bwMode="auto" r:id="rId12">
+                    <w14:contentPart bwMode="auto" r:id="rId14">
                       <w14:nvContentPartPr>
                         <w14:cNvContentPartPr/>
                       </w14:nvContentPartPr>
@@ -241,7 +241,7 @@
           <mc:Fallback>
             <w:pict>
               <v:shape w14:anchorId="4A93D242" id="Ink 146" o:spid="_x0000_s1026" type="#_x0000_t75" style="position:absolute;margin-left:316.1pt;margin-top:121.9pt;width:205.3pt;height:112.85pt;z-index:251800576;visibility:visible;mso-wrap-style:square;mso-wrap-distance-left:9pt;mso-wrap-distance-top:0;mso-wrap-distance-right:9pt;mso-wrap-distance-bottom:0;mso-position-horizontal:absolute;mso-position-horizontal-relative:text;mso-position-vertical:absolute;mso-position-vertical-relative:text" o:gfxdata="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">
-                <v:imagedata r:id="rId13" o:title=""/>
+                <v:imagedata r:id="rId15" o:title=""/>
               </v:shape>
             </w:pict>
           </mc:Fallback>
@@ -269,7 +269,7 @@
                 <wp:cNvGraphicFramePr/>
                 <a:graphic xmlns:a="http://schemas.openxmlformats.org/drawingml/2006/main">
                   <a:graphicData uri="http://schemas.microsoft.com/office/word/2010/wordprocessingInk">
-                    <w14:contentPart bwMode="auto" r:id="rId14">
+                    <w14:contentPart bwMode="auto" r:id="rId16">
                       <w14:nvContentPartPr>
                         <w14:cNvContentPartPr/>
                       </w14:nvContentPartPr>
@@ -286,7 +286,7 @@
           <mc:Fallback>
             <w:pict>
               <v:shape w14:anchorId="673075EE" id="Ink 125" o:spid="_x0000_s1026" type="#_x0000_t75" style="position:absolute;margin-left:166pt;margin-top:146.5pt;width:165.85pt;height:73.85pt;z-index:251781120;visibility:visible;mso-wrap-style:square;mso-wrap-distance-left:9pt;mso-wrap-distance-top:0;mso-wrap-distance-right:9pt;mso-wrap-distance-bottom:0;mso-position-horizontal:absolute;mso-position-horizontal-relative:text;mso-position-vertical:absolute;mso-position-vertical-relative:text" o:gfxdata="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">
-                <v:imagedata r:id="rId15" o:title=""/>
+                <v:imagedata r:id="rId17" o:title=""/>
               </v:shape>
             </w:pict>
           </mc:Fallback>
@@ -314,7 +314,7 @@
                 <wp:cNvGraphicFramePr/>
                 <a:graphic xmlns:a="http://schemas.openxmlformats.org/drawingml/2006/main">
                   <a:graphicData uri="http://schemas.microsoft.com/office/word/2010/wordprocessingInk">
-                    <w14:contentPart bwMode="auto" r:id="rId16">
+                    <w14:contentPart bwMode="auto" r:id="rId18">
                       <w14:nvContentPartPr>
                         <w14:cNvContentPartPr/>
                       </w14:nvContentPartPr>
@@ -331,7 +331,7 @@
           <mc:Fallback>
             <w:pict>
               <v:shape w14:anchorId="756B45C3" id="Ink 108" o:spid="_x0000_s1026" type="#_x0000_t75" style="position:absolute;margin-left:44.7pt;margin-top:152.95pt;width:223.45pt;height:252.7pt;z-index:251763712;visibility:visible;mso-wrap-style:square;mso-wrap-distance-left:9pt;mso-wrap-distance-top:0;mso-wrap-distance-right:9pt;mso-wrap-distance-bottom:0;mso-position-horizontal:absolute;mso-position-horizontal-relative:text;mso-position-vertical:absolute;mso-position-vertical-relative:text" o:gfxdata="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">
-                <v:imagedata r:id="rId17" o:title=""/>
+                <v:imagedata r:id="rId19" o:title=""/>
               </v:shape>
             </w:pict>
           </mc:Fallback>
@@ -359,7 +359,7 @@
                 <wp:cNvGraphicFramePr/>
                 <a:graphic xmlns:a="http://schemas.openxmlformats.org/drawingml/2006/main">
                   <a:graphicData uri="http://schemas.microsoft.com/office/word/2010/wordprocessingInk">
-                    <w14:contentPart bwMode="auto" r:id="rId18">
+                    <w14:contentPart bwMode="auto" r:id="rId20">
                       <w14:nvContentPartPr>
                         <w14:cNvContentPartPr/>
                       </w14:nvContentPartPr>
@@ -376,7 +376,7 @@
           <mc:Fallback>
             <w:pict>
               <v:shape w14:anchorId="13689EBA" id="Ink 87" o:spid="_x0000_s1026" type="#_x0000_t75" style="position:absolute;margin-left:373.5pt;margin-top:72.55pt;width:53.3pt;height:42.05pt;z-index:251742208;visibility:visible;mso-wrap-style:square;mso-wrap-distance-left:9pt;mso-wrap-distance-top:0;mso-wrap-distance-right:9pt;mso-wrap-distance-bottom:0;mso-position-horizontal:absolute;mso-position-horizontal-relative:text;mso-position-vertical:absolute;mso-position-vertical-relative:text" o:gfxdata="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">
-                <v:imagedata r:id="rId19" o:title=""/>
+                <v:imagedata r:id="rId21" o:title=""/>
               </v:shape>
             </w:pict>
           </mc:Fallback>
@@ -404,7 +404,7 @@
                 <wp:cNvGraphicFramePr/>
                 <a:graphic xmlns:a="http://schemas.openxmlformats.org/drawingml/2006/main">
                   <a:graphicData uri="http://schemas.microsoft.com/office/word/2010/wordprocessingInk">
-                    <w14:contentPart bwMode="auto" r:id="rId20">
+                    <w14:contentPart bwMode="auto" r:id="rId22">
                       <w14:nvContentPartPr>
                         <w14:cNvContentPartPr/>
                       </w14:nvContentPartPr>
@@ -421,7 +421,7 @@
           <mc:Fallback>
             <w:pict>
               <v:shape w14:anchorId="4D9FD8A1" id="Ink 88" o:spid="_x0000_s1026" type="#_x0000_t75" style="position:absolute;margin-left:264.45pt;margin-top:87.15pt;width:69.5pt;height:35.25pt;z-index:251743232;visibility:visible;mso-wrap-style:square;mso-wrap-distance-left:9pt;mso-wrap-distance-top:0;mso-wrap-distance-right:9pt;mso-wrap-distance-bottom:0;mso-position-horizontal:absolute;mso-position-horizontal-relative:text;mso-position-vertical:absolute;mso-position-vertical-relative:text" o:gfxdata="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">
-                <v:imagedata r:id="rId21" o:title=""/>
+                <v:imagedata r:id="rId23" o:title=""/>
               </v:shape>
             </w:pict>
           </mc:Fallback>
@@ -449,7 +449,7 @@
                 <wp:cNvGraphicFramePr/>
                 <a:graphic xmlns:a="http://schemas.openxmlformats.org/drawingml/2006/main">
                   <a:graphicData uri="http://schemas.microsoft.com/office/word/2010/wordprocessingInk">
-                    <w14:contentPart bwMode="auto" r:id="rId22">
+                    <w14:contentPart bwMode="auto" r:id="rId24">
                       <w14:nvContentPartPr>
                         <w14:cNvContentPartPr/>
                       </w14:nvContentPartPr>
@@ -466,7 +466,7 @@
           <mc:Fallback>
             <w:pict>
               <v:shape w14:anchorId="31850477" id="Ink 79" o:spid="_x0000_s1026" type="#_x0000_t75" style="position:absolute;margin-left:276.55pt;margin-top:89.65pt;width:22pt;height:36.35pt;z-index:251737088;visibility:visible;mso-wrap-style:square;mso-wrap-distance-left:9pt;mso-wrap-distance-top:0;mso-wrap-distance-right:9pt;mso-wrap-distance-bottom:0;mso-position-horizontal:absolute;mso-position-horizontal-relative:text;mso-position-vertical:absolute;mso-position-vertical-relative:text" o:gfxdata="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">
-                <v:imagedata r:id="rId23" o:title=""/>
+                <v:imagedata r:id="rId25" o:title=""/>
               </v:shape>
             </w:pict>
           </mc:Fallback>
@@ -494,7 +494,7 @@
                 <wp:cNvGraphicFramePr/>
                 <a:graphic xmlns:a="http://schemas.openxmlformats.org/drawingml/2006/main">
                   <a:graphicData uri="http://schemas.microsoft.com/office/word/2010/wordprocessingInk">
-                    <w14:contentPart bwMode="auto" r:id="rId24">
+                    <w14:contentPart bwMode="auto" r:id="rId26">
                       <w14:nvContentPartPr>
                         <w14:cNvContentPartPr/>
                       </w14:nvContentPartPr>
@@ -511,7 +511,7 @@
           <mc:Fallback>
             <w:pict>
               <v:shape w14:anchorId="779D9CF4" id="Ink 78" o:spid="_x0000_s1026" type="#_x0000_t75" style="position:absolute;margin-left:187.8pt;margin-top:81.6pt;width:44.45pt;height:43.3pt;z-index:251736064;visibility:visible;mso-wrap-style:square;mso-wrap-distance-left:9pt;mso-wrap-distance-top:0;mso-wrap-distance-right:9pt;mso-wrap-distance-bottom:0;mso-position-horizontal:absolute;mso-position-horizontal-relative:text;mso-position-vertical:absolute;mso-position-vertical-relative:text" o:gfxdata="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">
-                <v:imagedata r:id="rId25" o:title=""/>
+                <v:imagedata r:id="rId27" o:title=""/>
               </v:shape>
             </w:pict>
           </mc:Fallback>
@@ -539,7 +539,7 @@
                 <wp:cNvGraphicFramePr/>
                 <a:graphic xmlns:a="http://schemas.openxmlformats.org/drawingml/2006/main">
                   <a:graphicData uri="http://schemas.microsoft.com/office/word/2010/wordprocessingInk">
-                    <w14:contentPart bwMode="auto" r:id="rId26">
+                    <w14:contentPart bwMode="auto" r:id="rId28">
                       <w14:nvContentPartPr>
                         <w14:cNvContentPartPr/>
                       </w14:nvContentPartPr>
@@ -556,7 +556,7 @@
           <mc:Fallback>
             <w:pict>
               <v:shape w14:anchorId="14C80DF1" id="Ink 77" o:spid="_x0000_s1026" type="#_x0000_t75" style="position:absolute;margin-left:156.35pt;margin-top:99.35pt;width:27.9pt;height:27.2pt;z-index:251735040;visibility:visible;mso-wrap-style:square;mso-wrap-distance-left:9pt;mso-wrap-distance-top:0;mso-wrap-distance-right:9pt;mso-wrap-distance-bottom:0;mso-position-horizontal:absolute;mso-position-horizontal-relative:text;mso-position-vertical:absolute;mso-position-vertical-relative:text" o:gfxdata="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">
-                <v:imagedata r:id="rId27" o:title=""/>
+                <v:imagedata r:id="rId29" o:title=""/>
               </v:shape>
             </w:pict>
           </mc:Fallback>
@@ -584,7 +584,7 @@
                 <wp:cNvGraphicFramePr/>
                 <a:graphic xmlns:a="http://schemas.openxmlformats.org/drawingml/2006/main">
                   <a:graphicData uri="http://schemas.microsoft.com/office/word/2010/wordprocessingInk">
-                    <w14:contentPart bwMode="auto" r:id="rId28">
+                    <w14:contentPart bwMode="auto" r:id="rId30">
                       <w14:nvContentPartPr>
                         <w14:cNvContentPartPr/>
                       </w14:nvContentPartPr>
@@ -601,7 +601,7 @@
           <mc:Fallback>
             <w:pict>
               <v:shape w14:anchorId="52766E31" id="Ink 76" o:spid="_x0000_s1026" type="#_x0000_t75" style="position:absolute;margin-left:137.85pt;margin-top:102.1pt;width:9.45pt;height:29.1pt;z-index:251734016;visibility:visible;mso-wrap-style:square;mso-wrap-distance-left:9pt;mso-wrap-distance-top:0;mso-wrap-distance-right:9pt;mso-wrap-distance-bottom:0;mso-position-horizontal:absolute;mso-position-horizontal-relative:text;mso-position-vertical:absolute;mso-position-vertical-relative:text" o:gfxdata="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">
-                <v:imagedata r:id="rId29" o:title=""/>
+                <v:imagedata r:id="rId31" o:title=""/>
               </v:shape>
             </w:pict>
           </mc:Fallback>
@@ -629,7 +629,7 @@
                 <wp:cNvGraphicFramePr/>
                 <a:graphic xmlns:a="http://schemas.openxmlformats.org/drawingml/2006/main">
                   <a:graphicData uri="http://schemas.microsoft.com/office/word/2010/wordprocessingInk">
-                    <w14:contentPart bwMode="auto" r:id="rId30">
+                    <w14:contentPart bwMode="auto" r:id="rId32">
                       <w14:nvContentPartPr>
                         <w14:cNvContentPartPr/>
                       </w14:nvContentPartPr>
@@ -646,7 +646,7 @@
           <mc:Fallback>
             <w:pict>
               <v:shape w14:anchorId="514FB2A0" id="Ink 75" o:spid="_x0000_s1026" type="#_x0000_t75" style="position:absolute;margin-left:112.05pt;margin-top:99pt;width:15.35pt;height:18.65pt;z-index:251732992;visibility:visible;mso-wrap-style:square;mso-wrap-distance-left:9pt;mso-wrap-distance-top:0;mso-wrap-distance-right:9pt;mso-wrap-distance-bottom:0;mso-position-horizontal:absolute;mso-position-horizontal-relative:text;mso-position-vertical:absolute;mso-position-vertical-relative:text" o:gfxdata="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">
-                <v:imagedata r:id="rId31" o:title=""/>
+                <v:imagedata r:id="rId33" o:title=""/>
               </v:shape>
             </w:pict>
           </mc:Fallback>
@@ -674,7 +674,7 @@
                 <wp:cNvGraphicFramePr/>
                 <a:graphic xmlns:a="http://schemas.openxmlformats.org/drawingml/2006/main">
                   <a:graphicData uri="http://schemas.microsoft.com/office/word/2010/wordprocessingInk">
-                    <w14:contentPart bwMode="auto" r:id="rId32">
+                    <w14:contentPart bwMode="auto" r:id="rId34">
                       <w14:nvContentPartPr>
                         <w14:cNvContentPartPr/>
                       </w14:nvContentPartPr>
@@ -691,7 +691,7 @@
           <mc:Fallback>
             <w:pict>
               <v:shape w14:anchorId="2743B608" id="Ink 74" o:spid="_x0000_s1026" type="#_x0000_t75" style="position:absolute;margin-left:-59.9pt;margin-top:100.35pt;width:127.95pt;height:38.9pt;z-index:251731968;visibility:visible;mso-wrap-style:square;mso-wrap-distance-left:9pt;mso-wrap-distance-top:0;mso-wrap-distance-right:9pt;mso-wrap-distance-bottom:0;mso-position-horizontal:absolute;mso-position-horizontal-relative:text;mso-position-vertical:absolute;mso-position-vertical-relative:text" o:gfxdata="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">
-                <v:imagedata r:id="rId33" o:title=""/>
+                <v:imagedata r:id="rId35" o:title=""/>
               </v:shape>
             </w:pict>
           </mc:Fallback>
@@ -719,7 +719,7 @@
                 <wp:cNvGraphicFramePr/>
                 <a:graphic xmlns:a="http://schemas.openxmlformats.org/drawingml/2006/main">
                   <a:graphicData uri="http://schemas.microsoft.com/office/word/2010/wordprocessingInk">
-                    <w14:contentPart bwMode="auto" r:id="rId34">
+                    <w14:contentPart bwMode="auto" r:id="rId36">
                       <w14:nvContentPartPr>
                         <w14:cNvContentPartPr/>
                       </w14:nvContentPartPr>
@@ -736,7 +736,7 @@
           <mc:Fallback>
             <w:pict>
               <v:shape w14:anchorId="26074269" id="Ink 69" o:spid="_x0000_s1026" type="#_x0000_t75" style="position:absolute;margin-left:234.85pt;margin-top:-72.4pt;width:294.8pt;height:117.1pt;z-index:251726848;visibility:visible;mso-wrap-style:square;mso-wrap-distance-left:9pt;mso-wrap-distance-top:0;mso-wrap-distance-right:9pt;mso-wrap-distance-bottom:0;mso-position-horizontal:absolute;mso-position-horizontal-relative:text;mso-position-vertical:absolute;mso-position-vertical-relative:text" o:gfxdata="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">
-                <v:imagedata r:id="rId35" o:title=""/>
+                <v:imagedata r:id="rId37" o:title=""/>
               </v:shape>
             </w:pict>
           </mc:Fallback>
@@ -764,7 +764,7 @@
                 <wp:cNvGraphicFramePr/>
                 <a:graphic xmlns:a="http://schemas.openxmlformats.org/drawingml/2006/main">
                   <a:graphicData uri="http://schemas.microsoft.com/office/word/2010/wordprocessingInk">
-                    <w14:contentPart bwMode="auto" r:id="rId36">
+                    <w14:contentPart bwMode="auto" r:id="rId38">
                       <w14:nvContentPartPr>
                         <w14:cNvContentPartPr/>
                       </w14:nvContentPartPr>
@@ -781,7 +781,7 @@
           <mc:Fallback>
             <w:pict>
               <v:shape w14:anchorId="2DBCDBFA" id="Ink 50" o:spid="_x0000_s1026" type="#_x0000_t75" style="position:absolute;margin-left:221.45pt;margin-top:9.6pt;width:84pt;height:48.15pt;z-index:251707392;visibility:visible;mso-wrap-style:square;mso-wrap-distance-left:9pt;mso-wrap-distance-top:0;mso-wrap-distance-right:9pt;mso-wrap-distance-bottom:0;mso-position-horizontal:absolute;mso-position-horizontal-relative:text;mso-position-vertical:absolute;mso-position-vertical-relative:text" o:gfxdata="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">
-                <v:imagedata r:id="rId37" o:title=""/>
+                <v:imagedata r:id="rId39" o:title=""/>
               </v:shape>
             </w:pict>
           </mc:Fallback>
@@ -809,7 +809,7 @@
                 <wp:cNvGraphicFramePr/>
                 <a:graphic xmlns:a="http://schemas.openxmlformats.org/drawingml/2006/main">
                   <a:graphicData uri="http://schemas.microsoft.com/office/word/2010/wordprocessingInk">
-                    <w14:contentPart bwMode="auto" r:id="rId38">
+                    <w14:contentPart bwMode="auto" r:id="rId40">
                       <w14:nvContentPartPr>
                         <w14:cNvContentPartPr/>
                       </w14:nvContentPartPr>
@@ -826,7 +826,7 @@
           <mc:Fallback>
             <w:pict>
               <v:shape w14:anchorId="653B5B07" id="Ink 42" o:spid="_x0000_s1026" type="#_x0000_t75" style="position:absolute;margin-left:174.3pt;margin-top:44.55pt;width:.85pt;height:.75pt;z-index:251701248;visibility:visible;mso-wrap-style:square;mso-wrap-distance-left:9pt;mso-wrap-distance-top:0;mso-wrap-distance-right:9pt;mso-wrap-distance-bottom:0;mso-position-horizontal:absolute;mso-position-horizontal-relative:text;mso-position-vertical:absolute;mso-position-vertical-relative:text" o:gfxdata="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">
-                <v:imagedata r:id="rId39" o:title=""/>
+                <v:imagedata r:id="rId41" o:title=""/>
               </v:shape>
             </w:pict>
           </mc:Fallback>
@@ -854,7 +854,7 @@
                 <wp:cNvGraphicFramePr/>
                 <a:graphic xmlns:a="http://schemas.openxmlformats.org/drawingml/2006/main">
                   <a:graphicData uri="http://schemas.microsoft.com/office/word/2010/wordprocessingInk">
-                    <w14:contentPart bwMode="auto" r:id="rId40">
+                    <w14:contentPart bwMode="auto" r:id="rId42">
                       <w14:nvContentPartPr>
                         <w14:cNvContentPartPr/>
                       </w14:nvContentPartPr>
@@ -871,7 +871,7 @@
           <mc:Fallback>
             <w:pict>
               <v:shape w14:anchorId="7805A724" id="Ink 41" o:spid="_x0000_s1026" type="#_x0000_t75" style="position:absolute;margin-left:135.8pt;margin-top:18.25pt;width:52.3pt;height:29.3pt;z-index:251700224;visibility:visible;mso-wrap-style:square;mso-wrap-distance-left:9pt;mso-wrap-distance-top:0;mso-wrap-distance-right:9pt;mso-wrap-distance-bottom:0;mso-position-horizontal:absolute;mso-position-horizontal-relative:text;mso-position-vertical:absolute;mso-position-vertical-relative:text" o:gfxdata="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">
-                <v:imagedata r:id="rId41" o:title=""/>
+                <v:imagedata r:id="rId43" o:title=""/>
               </v:shape>
             </w:pict>
           </mc:Fallback>
@@ -899,7 +899,7 @@
                 <wp:cNvGraphicFramePr/>
                 <a:graphic xmlns:a="http://schemas.openxmlformats.org/drawingml/2006/main">
                   <a:graphicData uri="http://schemas.microsoft.com/office/word/2010/wordprocessingInk">
-                    <w14:contentPart bwMode="auto" r:id="rId42">
+                    <w14:contentPart bwMode="auto" r:id="rId44">
                       <w14:nvContentPartPr>
                         <w14:cNvContentPartPr/>
                       </w14:nvContentPartPr>
@@ -916,7 +916,7 @@
           <mc:Fallback>
             <w:pict>
               <v:shape w14:anchorId="77E31447" id="Ink 39" o:spid="_x0000_s1026" type="#_x0000_t75" style="position:absolute;margin-left:99.4pt;margin-top:17.95pt;width:59.55pt;height:30.5pt;z-index:251698176;visibility:visible;mso-wrap-style:square;mso-wrap-distance-left:9pt;mso-wrap-distance-top:0;mso-wrap-distance-right:9pt;mso-wrap-distance-bottom:0;mso-position-horizontal:absolute;mso-position-horizontal-relative:text;mso-position-vertical:absolute;mso-position-vertical-relative:text" o:gfxdata="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">
-                <v:imagedata r:id="rId43" o:title=""/>
+                <v:imagedata r:id="rId45" o:title=""/>
               </v:shape>
             </w:pict>
           </mc:Fallback>
@@ -944,7 +944,7 @@
                 <wp:cNvGraphicFramePr/>
                 <a:graphic xmlns:a="http://schemas.openxmlformats.org/drawingml/2006/main">
                   <a:graphicData uri="http://schemas.microsoft.com/office/word/2010/wordprocessingInk">
-                    <w14:contentPart bwMode="auto" r:id="rId44">
+                    <w14:contentPart bwMode="auto" r:id="rId46">
                       <w14:nvContentPartPr>
                         <w14:cNvContentPartPr/>
                       </w14:nvContentPartPr>
@@ -961,7 +961,7 @@
           <mc:Fallback>
             <w:pict>
               <v:shape w14:anchorId="67523FFD" id="Ink 40" o:spid="_x0000_s1026" type="#_x0000_t75" style="position:absolute;margin-left:-55.6pt;margin-top:18.15pt;width:124.25pt;height:43.3pt;z-index:251699200;visibility:visible;mso-wrap-style:square;mso-wrap-distance-left:9pt;mso-wrap-distance-top:0;mso-wrap-distance-right:9pt;mso-wrap-distance-bottom:0;mso-position-horizontal:absolute;mso-position-horizontal-relative:text;mso-position-vertical:absolute;mso-position-vertical-relative:text" o:gfxdata="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">
-                <v:imagedata r:id="rId45" o:title=""/>
+                <v:imagedata r:id="rId47" o:title=""/>
               </v:shape>
             </w:pict>
           </mc:Fallback>
@@ -989,7 +989,7 @@
                 <wp:cNvGraphicFramePr/>
                 <a:graphic xmlns:a="http://schemas.openxmlformats.org/drawingml/2006/main">
                   <a:graphicData uri="http://schemas.microsoft.com/office/word/2010/wordprocessingInk">
-                    <w14:contentPart bwMode="auto" r:id="rId46">
+                    <w14:contentPart bwMode="auto" r:id="rId48">
                       <w14:nvContentPartPr>
                         <w14:cNvContentPartPr/>
                       </w14:nvContentPartPr>
@@ -1006,7 +1006,7 @@
           <mc:Fallback>
             <w:pict>
               <v:shape w14:anchorId="3B7416B8" id="Ink 18" o:spid="_x0000_s1026" type="#_x0000_t75" style="position:absolute;margin-left:115.3pt;margin-top:-58.8pt;width:87.9pt;height:48.75pt;z-index:251676672;visibility:visible;mso-wrap-style:square;mso-wrap-distance-left:9pt;mso-wrap-distance-top:0;mso-wrap-distance-right:9pt;mso-wrap-distance-bottom:0;mso-position-horizontal:absolute;mso-position-horizontal-relative:text;mso-position-vertical:absolute;mso-position-vertical-relative:text" o:gfxdata="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">
-                <v:imagedata r:id="rId47" o:title=""/>
+                <v:imagedata r:id="rId49" o:title=""/>
               </v:shape>
             </w:pict>
           </mc:Fallback>
@@ -1034,7 +1034,7 @@
                 <wp:cNvGraphicFramePr/>
                 <a:graphic xmlns:a="http://schemas.openxmlformats.org/drawingml/2006/main">
                   <a:graphicData uri="http://schemas.microsoft.com/office/word/2010/wordprocessingInk">
-                    <w14:contentPart bwMode="auto" r:id="rId48">
+                    <w14:contentPart bwMode="auto" r:id="rId50">
                       <w14:nvContentPartPr>
                         <w14:cNvContentPartPr/>
                       </w14:nvContentPartPr>
@@ -1051,7 +1051,7 @@
           <mc:Fallback>
             <w:pict>
               <v:shape w14:anchorId="73F1A11E" id="Ink 7" o:spid="_x0000_s1026" type="#_x0000_t75" style="position:absolute;margin-left:-39.8pt;margin-top:-51.75pt;width:114.7pt;height:41.8pt;z-index:251665408;visibility:visible;mso-wrap-style:square;mso-wrap-distance-left:9pt;mso-wrap-distance-top:0;mso-wrap-distance-right:9pt;mso-wrap-distance-bottom:0;mso-position-horizontal:absolute;mso-position-horizontal-relative:text;mso-position-vertical:absolute;mso-position-vertical-relative:text" o:gfxdata="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">
-                <v:imagedata r:id="rId49" o:title=""/>
+                <v:imagedata r:id="rId51" o:title=""/>
               </v:shape>
             </w:pict>
           </mc:Fallback>
@@ -1262,7 +1262,7 @@
                     <pic:cNvPicPr/>
                   </pic:nvPicPr>
                   <pic:blipFill>
-                    <a:blip r:embed="rId50" cstate="print">
+                    <a:blip r:embed="rId52" cstate="print">
                       <a:extLst>
                         <a:ext uri="{28A0092B-C50C-407E-A947-70E740481C1C}">
                           <a14:useLocalDpi xmlns:a14="http://schemas.microsoft.com/office/drawing/2010/main" val="0"/>
@@ -1337,6 +1337,324 @@
         </w:tabs>
       </w:pPr>
     </w:p>
+    <w:p>
+      <w:pPr>
+        <w:tabs>
+          <w:tab w:val="left" w:pos="1811"/>
+        </w:tabs>
+      </w:pPr>
+    </w:p>
+    <w:p/>
+    <w:p/>
+    <w:p/>
+    <w:p/>
+    <w:p>
+      <w:pPr>
+        <w:jc w:val="center"/>
+      </w:pPr>
+    </w:p>
+    <w:p>
+      <w:pPr>
+        <w:jc w:val="center"/>
+      </w:pPr>
+    </w:p>
+    <w:p>
+      <w:pPr>
+        <w:jc w:val="center"/>
+      </w:pPr>
+    </w:p>
+    <w:p>
+      <w:pPr>
+        <w:jc w:val="center"/>
+      </w:pPr>
+    </w:p>
+    <w:p>
+      <w:pPr>
+        <w:jc w:val="center"/>
+      </w:pPr>
+      <w:r>
+        <w:rPr>
+          <w:noProof/>
+        </w:rPr>
+        <w:lastRenderedPageBreak/>
+        <w:drawing>
+          <wp:anchor distT="0" distB="0" distL="114300" distR="114300" simplePos="0" relativeHeight="251901952" behindDoc="0" locked="0" layoutInCell="1" allowOverlap="1" wp14:anchorId="58C504DA" wp14:editId="685F488B">
+            <wp:simplePos x="0" y="0"/>
+            <wp:positionH relativeFrom="margin">
+              <wp:posOffset>-543926</wp:posOffset>
+            </wp:positionH>
+            <wp:positionV relativeFrom="margin">
+              <wp:posOffset>-34505</wp:posOffset>
+            </wp:positionV>
+            <wp:extent cx="6821170" cy="3488690"/>
+            <wp:effectExtent l="0" t="0" r="0" b="0"/>
+            <wp:wrapSquare wrapText="bothSides"/>
+            <wp:docPr id="2" name="Picture 2"/>
+            <wp:cNvGraphicFramePr>
+              <a:graphicFrameLocks xmlns:a="http://schemas.openxmlformats.org/drawingml/2006/main" noChangeAspect="1"/>
+            </wp:cNvGraphicFramePr>
+            <a:graphic xmlns:a="http://schemas.openxmlformats.org/drawingml/2006/main">
+              <a:graphicData uri="http://schemas.openxmlformats.org/drawingml/2006/picture">
+                <pic:pic xmlns:pic="http://schemas.openxmlformats.org/drawingml/2006/picture">
+                  <pic:nvPicPr>
+                    <pic:cNvPr id="1" name=""/>
+                    <pic:cNvPicPr/>
+                  </pic:nvPicPr>
+                  <pic:blipFill>
+                    <a:blip r:embed="rId53" cstate="print">
+                      <a:extLst>
+                        <a:ext uri="{28A0092B-C50C-407E-A947-70E740481C1C}">
+                          <a14:useLocalDpi xmlns:a14="http://schemas.microsoft.com/office/drawing/2010/main" val="0"/>
+                        </a:ext>
+                      </a:extLst>
+                    </a:blip>
+                    <a:stretch>
+                      <a:fillRect/>
+                    </a:stretch>
+                  </pic:blipFill>
+                  <pic:spPr>
+                    <a:xfrm>
+                      <a:off x="0" y="0"/>
+                      <a:ext cx="6821170" cy="3488690"/>
+                    </a:xfrm>
+                    <a:prstGeom prst="rect">
+                      <a:avLst/>
+                    </a:prstGeom>
+                  </pic:spPr>
+                </pic:pic>
+              </a:graphicData>
+            </a:graphic>
+            <wp14:sizeRelH relativeFrom="margin">
+              <wp14:pctWidth>0</wp14:pctWidth>
+            </wp14:sizeRelH>
+            <wp14:sizeRelV relativeFrom="margin">
+              <wp14:pctHeight>0</wp14:pctHeight>
+            </wp14:sizeRelV>
+          </wp:anchor>
+        </w:drawing>
+      </w:r>
+    </w:p>
+    <w:p>
+      <w:pPr>
+        <w:jc w:val="center"/>
+      </w:pPr>
+    </w:p>
+    <w:p>
+      <w:pPr>
+        <w:jc w:val="center"/>
+      </w:pPr>
+    </w:p>
+    <w:p>
+      <w:pPr>
+        <w:jc w:val="center"/>
+      </w:pPr>
+    </w:p>
+    <w:p>
+      <w:pPr>
+        <w:jc w:val="center"/>
+      </w:pPr>
+      <w:r>
+        <w:rPr>
+          <w:noProof/>
+        </w:rPr>
+        <w:drawing>
+          <wp:anchor distT="0" distB="0" distL="114300" distR="114300" simplePos="0" relativeHeight="251902976" behindDoc="0" locked="0" layoutInCell="1" allowOverlap="1" wp14:anchorId="3D9E30DA" wp14:editId="090DF33C">
+            <wp:simplePos x="0" y="0"/>
+            <wp:positionH relativeFrom="page">
+              <wp:align>right</wp:align>
+            </wp:positionH>
+            <wp:positionV relativeFrom="margin">
+              <wp:posOffset>4807059</wp:posOffset>
+            </wp:positionV>
+            <wp:extent cx="7477760" cy="3812540"/>
+            <wp:effectExtent l="0" t="0" r="8890" b="0"/>
+            <wp:wrapSquare wrapText="bothSides"/>
+            <wp:docPr id="3" name="Picture 3"/>
+            <wp:cNvGraphicFramePr>
+              <a:graphicFrameLocks xmlns:a="http://schemas.openxmlformats.org/drawingml/2006/main" noChangeAspect="1"/>
+            </wp:cNvGraphicFramePr>
+            <a:graphic xmlns:a="http://schemas.openxmlformats.org/drawingml/2006/main">
+              <a:graphicData uri="http://schemas.openxmlformats.org/drawingml/2006/picture">
+                <pic:pic xmlns:pic="http://schemas.openxmlformats.org/drawingml/2006/picture">
+                  <pic:nvPicPr>
+                    <pic:cNvPr id="1" name=""/>
+                    <pic:cNvPicPr/>
+                  </pic:nvPicPr>
+                  <pic:blipFill>
+                    <a:blip r:embed="rId54" cstate="print">
+                      <a:extLst>
+                        <a:ext uri="{28A0092B-C50C-407E-A947-70E740481C1C}">
+                          <a14:useLocalDpi xmlns:a14="http://schemas.microsoft.com/office/drawing/2010/main" val="0"/>
+                        </a:ext>
+                      </a:extLst>
+                    </a:blip>
+                    <a:stretch>
+                      <a:fillRect/>
+                    </a:stretch>
+                  </pic:blipFill>
+                  <pic:spPr>
+                    <a:xfrm>
+                      <a:off x="0" y="0"/>
+                      <a:ext cx="7477760" cy="3812540"/>
+                    </a:xfrm>
+                    <a:prstGeom prst="rect">
+                      <a:avLst/>
+                    </a:prstGeom>
+                  </pic:spPr>
+                </pic:pic>
+              </a:graphicData>
+            </a:graphic>
+            <wp14:sizeRelH relativeFrom="margin">
+              <wp14:pctWidth>0</wp14:pctWidth>
+            </wp14:sizeRelH>
+            <wp14:sizeRelV relativeFrom="margin">
+              <wp14:pctHeight>0</wp14:pctHeight>
+            </wp14:sizeRelV>
+          </wp:anchor>
+        </w:drawing>
+      </w:r>
+    </w:p>
+    <w:p>
+      <w:pPr>
+        <w:jc w:val="center"/>
+      </w:pPr>
+      <w:r>
+        <w:rPr>
+          <w:noProof/>
+        </w:rPr>
+        <w:lastRenderedPageBreak/>
+        <w:drawing>
+          <wp:anchor distT="0" distB="0" distL="114300" distR="114300" simplePos="0" relativeHeight="251904000" behindDoc="0" locked="0" layoutInCell="1" allowOverlap="1" wp14:anchorId="22C21599" wp14:editId="481254A4">
+            <wp:simplePos x="0" y="0"/>
+            <wp:positionH relativeFrom="margin">
+              <wp:align>center</wp:align>
+            </wp:positionH>
+            <wp:positionV relativeFrom="margin">
+              <wp:posOffset>-808179</wp:posOffset>
+            </wp:positionV>
+            <wp:extent cx="7146290" cy="3531870"/>
+            <wp:effectExtent l="0" t="0" r="0" b="0"/>
+            <wp:wrapSquare wrapText="bothSides"/>
+            <wp:docPr id="4" name="Picture 4"/>
+            <wp:cNvGraphicFramePr>
+              <a:graphicFrameLocks xmlns:a="http://schemas.openxmlformats.org/drawingml/2006/main" noChangeAspect="1"/>
+            </wp:cNvGraphicFramePr>
+            <a:graphic xmlns:a="http://schemas.openxmlformats.org/drawingml/2006/main">
+              <a:graphicData uri="http://schemas.openxmlformats.org/drawingml/2006/picture">
+                <pic:pic xmlns:pic="http://schemas.openxmlformats.org/drawingml/2006/picture">
+                  <pic:nvPicPr>
+                    <pic:cNvPr id="1" name=""/>
+                    <pic:cNvPicPr/>
+                  </pic:nvPicPr>
+                  <pic:blipFill>
+                    <a:blip r:embed="rId55" cstate="print">
+                      <a:extLst>
+                        <a:ext uri="{28A0092B-C50C-407E-A947-70E740481C1C}">
+                          <a14:useLocalDpi xmlns:a14="http://schemas.microsoft.com/office/drawing/2010/main" val="0"/>
+                        </a:ext>
+                      </a:extLst>
+                    </a:blip>
+                    <a:stretch>
+                      <a:fillRect/>
+                    </a:stretch>
+                  </pic:blipFill>
+                  <pic:spPr>
+                    <a:xfrm>
+                      <a:off x="0" y="0"/>
+                      <a:ext cx="7146290" cy="3531870"/>
+                    </a:xfrm>
+                    <a:prstGeom prst="rect">
+                      <a:avLst/>
+                    </a:prstGeom>
+                  </pic:spPr>
+                </pic:pic>
+              </a:graphicData>
+            </a:graphic>
+            <wp14:sizeRelH relativeFrom="margin">
+              <wp14:pctWidth>0</wp14:pctWidth>
+            </wp14:sizeRelH>
+            <wp14:sizeRelV relativeFrom="margin">
+              <wp14:pctHeight>0</wp14:pctHeight>
+            </wp14:sizeRelV>
+          </wp:anchor>
+        </w:drawing>
+      </w:r>
+    </w:p>
+    <w:p>
+      <w:pPr>
+        <w:jc w:val="center"/>
+      </w:pPr>
+    </w:p>
+    <w:p>
+      <w:pPr>
+        <w:jc w:val="center"/>
+      </w:pPr>
+    </w:p>
+    <w:p>
+      <w:pPr>
+        <w:jc w:val="center"/>
+      </w:pPr>
+    </w:p>
+    <w:p>
+      <w:pPr>
+        <w:jc w:val="center"/>
+      </w:pPr>
+    </w:p>
+    <w:p>
+      <w:pPr>
+        <w:jc w:val="center"/>
+      </w:pPr>
+    </w:p>
+    <w:p>
+      <w:pPr>
+        <w:jc w:val="center"/>
+      </w:pPr>
+    </w:p>
+    <w:p>
+      <w:pPr>
+        <w:jc w:val="center"/>
+      </w:pPr>
+    </w:p>
+    <w:p>
+      <w:pPr>
+        <w:jc w:val="center"/>
+      </w:pPr>
+    </w:p>
+    <w:p>
+      <w:pPr>
+        <w:jc w:val="center"/>
+      </w:pPr>
+    </w:p>
+    <w:p>
+      <w:pPr>
+        <w:jc w:val="center"/>
+      </w:pPr>
+    </w:p>
+    <w:p>
+      <w:pPr>
+        <w:jc w:val="center"/>
+      </w:pPr>
+    </w:p>
+    <w:p>
+      <w:pPr>
+        <w:jc w:val="center"/>
+      </w:pPr>
+    </w:p>
+    <w:p>
+      <w:pPr>
+        <w:jc w:val="center"/>
+      </w:pPr>
+    </w:p>
+    <w:p>
+      <w:pPr>
+        <w:jc w:val="center"/>
+      </w:pPr>
+    </w:p>
+    <w:p>
+      <w:pPr>
+        <w:jc w:val="center"/>
+      </w:pPr>
+    </w:p>
     <w:sectPr>
       <w:pgSz w:w="12240" w:h="15840"/>
       <w:pgMar w:top="1440" w:right="1440" w:bottom="1440" w:left="1440" w:header="720" w:footer="720" w:gutter="0"/>
@@ -1345,6 +1663,56 @@
     </w:sectPr>
   </w:body>
 </w:document>
+</file>
+
+<file path=word/endnotes.xml><?xml version="1.0" encoding="utf-8"?>
+<w:endnotes xmlns:wpc="http://schemas.microsoft.com/office/word/2010/wordprocessingCanvas" xmlns:cx="http://schemas.microsoft.com/office/drawing/2014/chartex" xmlns:cx1="http://schemas.microsoft.com/office/drawing/2015/9/8/chartex" xmlns:cx2="http://schemas.microsoft.com/office/drawing/2015/10/21/chartex" xmlns:cx3="http://schemas.microsoft.com/office/drawing/2016/5/9/chartex" xmlns:cx4="http://schemas.microsoft.com/office/drawing/2016/5/10/chartex" xmlns:cx5="http://schemas.microsoft.com/office/drawing/2016/5/11/chartex" xmlns:cx6="http://schemas.microsoft.com/office/drawing/2016/5/12/chartex" xmlns:cx7="http://schemas.microsoft.com/office/drawing/2016/5/13/chartex" xmlns:cx8="http://schemas.microsoft.com/office/drawing/2016/5/14/chartex" xmlns:mc="http://schemas.openxmlformats.org/markup-compatibility/2006" xmlns:aink="http://schemas.microsoft.com/office/drawing/2016/ink" xmlns:am3d="http://schemas.microsoft.com/office/drawing/2017/model3d" xmlns:o="urn:schemas-microsoft-com:office:office" xmlns:r="http://schemas.openxmlformats.org/officeDocument/2006/relationships" xmlns:m="http://schemas.openxmlformats.org/officeDocument/2006/math" xmlns:v="urn:schemas-microsoft-com:vml" xmlns:wp14="http://schemas.microsoft.com/office/word/2010/wordprocessingDrawing" xmlns:wp="http://schemas.openxmlformats.org/drawingml/2006/wordprocessingDrawing" xmlns:w10="urn:schemas-microsoft-com:office:word" xmlns:w="http://schemas.openxmlformats.org/wordprocessingml/2006/main" xmlns:w14="http://schemas.microsoft.com/office/word/2010/wordml" xmlns:w15="http://schemas.microsoft.com/office/word/2012/wordml" xmlns:w16cex="http://schemas.microsoft.com/office/word/2018/wordml/cex" xmlns:w16cid="http://schemas.microsoft.com/office/word/2016/wordml/cid" xmlns:w16="http://schemas.microsoft.com/office/word/2018/wordml" xmlns:w16sdtdh="http://schemas.microsoft.com/office/word/2020/wordml/sdtdatahash" xmlns:w16se="http://schemas.microsoft.com/office/word/2015/wordml/symex" xmlns:wpg="http://schemas.microsoft.com/office/word/2010/wordprocessingGroup" xmlns:wpi="http://schemas.microsoft.com/office/word/2010/wordprocessingInk" xmlns:wne="http://schemas.microsoft.com/office/word/2006/wordml" xmlns:wps="http://schemas.microsoft.com/office/word/2010/wordprocessingShape" mc:Ignorable="w14 w15 w16se w16cid w16 w16cex w16sdtdh wp14">
+  <w:endnote w:type="separator" w:id="-1">
+    <w:p>
+      <w:pPr>
+        <w:spacing w:after="0" w:line="240" w:lineRule="auto"/>
+      </w:pPr>
+      <w:r>
+        <w:separator/>
+      </w:r>
+    </w:p>
+  </w:endnote>
+  <w:endnote w:type="continuationSeparator" w:id="0">
+    <w:p>
+      <w:pPr>
+        <w:spacing w:after="0" w:line="240" w:lineRule="auto"/>
+      </w:pPr>
+      <w:r>
+        <w:continuationSeparator/>
+      </w:r>
+    </w:p>
+  </w:endnote>
+</w:endnotes>
+</file>
+
+<file path=word/footnotes.xml><?xml version="1.0" encoding="utf-8"?>
+<w:footnotes xmlns:wpc="http://schemas.microsoft.com/office/word/2010/wordprocessingCanvas" xmlns:cx="http://schemas.microsoft.com/office/drawing/2014/chartex" xmlns:cx1="http://schemas.microsoft.com/office/drawing/2015/9/8/chartex" xmlns:cx2="http://schemas.microsoft.com/office/drawing/2015/10/21/chartex" xmlns:cx3="http://schemas.microsoft.com/office/drawing/2016/5/9/chartex" xmlns:cx4="http://schemas.microsoft.com/office/drawing/2016/5/10/chartex" xmlns:cx5="http://schemas.microsoft.com/office/drawing/2016/5/11/chartex" xmlns:cx6="http://schemas.microsoft.com/office/drawing/2016/5/12/chartex" xmlns:cx7="http://schemas.microsoft.com/office/drawing/2016/5/13/chartex" xmlns:cx8="http://schemas.microsoft.com/office/drawing/2016/5/14/chartex" xmlns:mc="http://schemas.openxmlformats.org/markup-compatibility/2006" xmlns:aink="http://schemas.microsoft.com/office/drawing/2016/ink" xmlns:am3d="http://schemas.microsoft.com/office/drawing/2017/model3d" xmlns:o="urn:schemas-microsoft-com:office:office" xmlns:r="http://schemas.openxmlformats.org/officeDocument/2006/relationships" xmlns:m="http://schemas.openxmlformats.org/officeDocument/2006/math" xmlns:v="urn:schemas-microsoft-com:vml" xmlns:wp14="http://schemas.microsoft.com/office/word/2010/wordprocessingDrawing" xmlns:wp="http://schemas.openxmlformats.org/drawingml/2006/wordprocessingDrawing" xmlns:w10="urn:schemas-microsoft-com:office:word" xmlns:w="http://schemas.openxmlformats.org/wordprocessingml/2006/main" xmlns:w14="http://schemas.microsoft.com/office/word/2010/wordml" xmlns:w15="http://schemas.microsoft.com/office/word/2012/wordml" xmlns:w16cex="http://schemas.microsoft.com/office/word/2018/wordml/cex" xmlns:w16cid="http://schemas.microsoft.com/office/word/2016/wordml/cid" xmlns:w16="http://schemas.microsoft.com/office/word/2018/wordml" xmlns:w16sdtdh="http://schemas.microsoft.com/office/word/2020/wordml/sdtdatahash" xmlns:w16se="http://schemas.microsoft.com/office/word/2015/wordml/symex" xmlns:wpg="http://schemas.microsoft.com/office/word/2010/wordprocessingGroup" xmlns:wpi="http://schemas.microsoft.com/office/word/2010/wordprocessingInk" xmlns:wne="http://schemas.microsoft.com/office/word/2006/wordml" xmlns:wps="http://schemas.microsoft.com/office/word/2010/wordprocessingShape" mc:Ignorable="w14 w15 w16se w16cid w16 w16cex w16sdtdh wp14">
+  <w:footnote w:type="separator" w:id="-1">
+    <w:p>
+      <w:pPr>
+        <w:spacing w:after="0" w:line="240" w:lineRule="auto"/>
+      </w:pPr>
+      <w:r>
+        <w:separator/>
+      </w:r>
+    </w:p>
+  </w:footnote>
+  <w:footnote w:type="continuationSeparator" w:id="0">
+    <w:p>
+      <w:pPr>
+        <w:spacing w:after="0" w:line="240" w:lineRule="auto"/>
+      </w:pPr>
+      <w:r>
+        <w:continuationSeparator/>
+      </w:r>
+    </w:p>
+  </w:footnote>
+</w:footnotes>
 </file>
 
 <file path=word/styles.xml><?xml version="1.0" encoding="utf-8"?>
@@ -1773,6 +2141,50 @@
     <w:semiHidden/>
     <w:unhideWhenUsed/>
   </w:style>
+  <w:style w:type="paragraph" w:styleId="Header">
+    <w:name w:val="header"/>
+    <w:basedOn w:val="Normal"/>
+    <w:link w:val="HeaderChar"/>
+    <w:uiPriority w:val="99"/>
+    <w:unhideWhenUsed/>
+    <w:rsid w:val="0066064B"/>
+    <w:pPr>
+      <w:tabs>
+        <w:tab w:val="center" w:pos="4680"/>
+        <w:tab w:val="right" w:pos="9360"/>
+      </w:tabs>
+      <w:spacing w:after="0" w:line="240" w:lineRule="auto"/>
+    </w:pPr>
+  </w:style>
+  <w:style w:type="character" w:customStyle="1" w:styleId="HeaderChar">
+    <w:name w:val="Header Char"/>
+    <w:basedOn w:val="DefaultParagraphFont"/>
+    <w:link w:val="Header"/>
+    <w:uiPriority w:val="99"/>
+    <w:rsid w:val="0066064B"/>
+  </w:style>
+  <w:style w:type="paragraph" w:styleId="Footer">
+    <w:name w:val="footer"/>
+    <w:basedOn w:val="Normal"/>
+    <w:link w:val="FooterChar"/>
+    <w:uiPriority w:val="99"/>
+    <w:unhideWhenUsed/>
+    <w:rsid w:val="0066064B"/>
+    <w:pPr>
+      <w:tabs>
+        <w:tab w:val="center" w:pos="4680"/>
+        <w:tab w:val="right" w:pos="9360"/>
+      </w:tabs>
+      <w:spacing w:after="0" w:line="240" w:lineRule="auto"/>
+    </w:pPr>
+  </w:style>
+  <w:style w:type="character" w:customStyle="1" w:styleId="FooterChar">
+    <w:name w:val="Footer Char"/>
+    <w:basedOn w:val="DefaultParagraphFont"/>
+    <w:link w:val="Footer"/>
+    <w:uiPriority w:val="99"/>
+    <w:rsid w:val="0066064B"/>
+  </w:style>
 </w:styles>
 </file>
 
@@ -1810,7 +2222,7 @@
   <inkml:trace contextRef="#ctx0" brushRef="#br0" timeOffset="11314.25">7632 64,'4'0,"6"0,11 0,10 0,15 0,14 0,16 0,9 0,6 0,3 0,4 0,-9 0,-13-1,-17-1,-22 2,-16 0</inkml:trace>
   <inkml:trace contextRef="#ctx0" brushRef="#br0" timeOffset="11992.74">8162 107,'8'8,"0"0,0-1,1 0,0 0,0-1,1 0,-1-1,1 0,0 0,1-1,-1 0,1-1,13 3,2-3,-21-3,1 0,-1 1,0 0,0 0,0 0,-1 0,8 4,-11-4,0 0,0-1,0 1,0 0,-1 0,1 0,0 0,-1 0,1 0,-1 0,1 0,-1 0,0 1,1-1,-1 0,0 0,0 0,0 0,0 1,0-1,0 0,0 0,0 0,0 1,0-1,-1 0,1 0,0 0,-1 0,1 0,-1 0,0 0,1 0,-1 0,0 0,1 0,-2 1,2-2,-7 14,-1-1,1-1,-2 1,0-2,-13 15,25-28,-1 1,1-1,1 1,-1 0,0 0,0 0,0 1,1-1,-1 1,0 0,0 0,1 0,-1 0,0 0,1 1,-1-1,0 1,4 1,60 21,56 47,-122-70,-1 1,1-1,0 1,0-1,0 0,0 1,0-1,-1 0,1 0,0 0,0 1,0-1,0 0,0 0,0 0,0-1,0 1,-1 0,1 0,0 0,0-1,0 1,0 0,0-1,-1 1,1-1,0 1,0-1,-1 1,2-2,-1 1,0-1,0 0,0 0,0 0,-1 0,1-1,0 1,-1 0,0 0,1 0,-1 0,0-4,-1-9,-1-1,-6-27,7 38,-14-61,-37-94,44 138</inkml:trace>
   <inkml:trace contextRef="#ctx0" brushRef="#br0" timeOffset="12383.24">8462 564,'1'-1,"1"-4,0-5,3-7,-1-5,-1 1</inkml:trace>
-  <inkml:trace contextRef="#ctx0" brushRef="#br0" timeOffset="13185.86">8576 1,'36'94,"66"124,-66-145,-28-60,-4-14,-1-26,-10-45,5 59,0 0,1 0,0 0,1 0,1-1,0 1,4-15,-4 23,1-1,1 1,-1-1,1 1,-1 0,2 0,-1 0,0 0,1 1,0 0,0-1,0 1,1 1,-1-1,1 1,0-1,0 1,9-3,-12 4,61-25,-58 25,0 0,1 0,0 1,-1 0,1 0,0 0,0 0,-1 1,9 1,-13-1,0 1,1-1,-1 1,0 0,0-1,-1 1,1 0,0 0,0-1,0 1,0 0,-1 0,1 0,0 0,-1 0,1 0,-1 0,1 0,-1 1,0-1,1 0,-1 0,0 0,0 0,0 0,0 1,0-1,0 0,0 0,0 3,-7 37,-1-16,-1 0,-1 0,-1-1,-1-1,-1 0,-30 40,45-65,1 1,-1-1,1 0,0 1,0-1,-1 1,1 0,0 0,0 0,0 0,0 0,0 1,0-1,0 1,0 0,0 0,1 0,-1 1,0-1,0 1,5 1,0 0,0 0,1 0,-1 1,0 0,-1 1,1 0,0 0,7 6,32 37,-38-36,1-1,0 0,15 11,-25-21,0 0,0 0,1 1,-1-1,0 0,0 0,1 0,-1 0,0 0,0 0,0 0,1 0,-1 0,0 0,0 0,1 0,-1 0,0 0,0 0,1 0,-1 0,0 0,0 0,1-1,-1 1,0 0,0 0,0 0,1 0,-1 0,0-1,0 1,0 0,0 0,1 0,-1-1,0 1,0 0,0 0,0 0,0-1,0 1,0 0,0 0,0-1,0 1,0 0,0 0,0-1,0 1,0 0,0 0,0-1,0 1,0 0,0 0,0-1,0 1,-1-19,1 17,-9-46,-1 1,-3 0,-1 0,-3 1,-28-55,40 91</inkml:trace>
+  <inkml:trace contextRef="#ctx0" brushRef="#br0" timeOffset="13185.85">8576 1,'36'94,"66"124,-66-145,-28-60,-4-14,-1-26,-10-45,5 59,0 0,1 0,0 0,1 0,1-1,0 1,4-15,-4 23,1-1,1 1,-1-1,1 1,-1 0,2 0,-1 0,0 0,1 1,0 0,0-1,0 1,1 1,-1-1,1 1,0-1,0 1,9-3,-12 4,61-25,-58 25,0 0,1 0,0 1,-1 0,1 0,0 0,0 0,-1 1,9 1,-13-1,0 1,1-1,-1 1,0 0,0-1,-1 1,1 0,0 0,0-1,0 1,0 0,-1 0,1 0,0 0,-1 0,1 0,-1 0,1 0,-1 1,0-1,1 0,-1 0,0 0,0 0,0 0,0 1,0-1,0 0,0 0,0 3,-7 37,-1-16,-1 0,-1 0,-1-1,-1-1,-1 0,-30 40,45-65,1 1,-1-1,1 0,0 1,0-1,-1 1,1 0,0 0,0 0,0 0,0 0,0 1,0-1,0 1,0 0,0 0,1 0,-1 1,0-1,0 1,5 1,0 0,0 0,1 0,-1 1,0 0,-1 1,1 0,0 0,7 6,32 37,-38-36,1-1,0 0,15 11,-25-21,0 0,0 0,1 1,-1-1,0 0,0 0,1 0,-1 0,0 0,0 0,0 0,1 0,-1 0,0 0,0 0,1 0,-1 0,0 0,0 0,1 0,-1 0,0 0,0 0,1-1,-1 1,0 0,0 0,0 0,1 0,-1 0,0-1,0 1,0 0,0 0,1 0,-1-1,0 1,0 0,0 0,0 0,0-1,0 1,0 0,0 0,0-1,0 1,0 0,0 0,0-1,0 1,0 0,0 0,0-1,0 1,0 0,0 0,0-1,0 1,-1-19,1 17,-9-46,-1 1,-3 0,-1 0,-3 1,-28-55,40 91</inkml:trace>
   <inkml:trace contextRef="#ctx0" brushRef="#br0" timeOffset="23073.46">4122 1618,'2'5,"0"-1,0 0,0 1,-1-1,1 1,-1-1,-1 1,1-1,0 7,-1-7,105 745,-102-917,-3 120</inkml:trace>
   <inkml:trace contextRef="#ctx0" brushRef="#br0" timeOffset="23819.91">4200 1689,'-5'-48,"4"39,0 0,0-1,0 1,1-1,1 1,1-12,-1 20,-1-1,1 1,-1 1,1-1,0 0,0 0,-1 0,1 0,0 0,0 1,0-1,0 0,0 1,0-1,0 0,0 1,0-1,0 1,0 0,0-1,1 1,-1 0,0 0,0 0,0 0,0 0,1 0,-1 0,0 0,0 0,0 1,0-1,1 0,1 2,39 15,-33-9,0 1,0 0,-1 1,0 0,-1 0,0 1,0-1,-1 2,-1-1,0 1,0-1,-1 1,-1 1,0-1,-1 0,0 1,-1-1,0 1,-1 0,0-1,-4 20,3-27,0-1,-1 0,1 0,-1 0,0 0,0 0,-1-1,1 1,-1 0,0-1,0 0,0 0,0 0,0 0,-1 0,0-1,1 1,-1-1,0 0,0 0,0 0,0-1,0 0,-1 1,-4-1,5 0,1-1,0 0,0 0,0 0,-1 0,1 0,0-1,0 1,0-1,-1 0,1 0,0 0,0-1,1 1,-1-1,0 1,0-1,1 0,-1 0,1 0,0-1,-1 1,1 0,0-1,0 1,1-1,-1 0,0 0,1 0,0 0,-1 0,1 0,1 0,-2-5,-1-5</inkml:trace>
   <inkml:trace contextRef="#ctx0" brushRef="#br0" timeOffset="24609.24">4565 1617,'-16'0,"7"0,0 0,0 0,0 1,0 0,0 0,-10 4,16-4,1 0,-1 0,1 1,-1-1,1 1,0-1,0 1,0 0,0 0,0 0,0 0,0 0,1 1,-1-1,1 0,0 1,0-1,0 1,0 0,0-1,0 1,0 0,1-1,-1 6,-1 10,1 0,0 0,2 0,0-1,5 31,-4-43,-1 0,0-1,1 1,0 0,0-1,0 1,1-1,-1 1,1-1,0 0,4 4,-5-6,1 0,-1-1,0 1,1-1,-1 1,1-1,0 0,-1 0,1 0,0 0,-1-1,1 1,0-1,0 1,0-1,0 0,0 0,-1 0,1-1,0 1,3-2,-4 2,1-2,0 1,-1 0,1 0,-1-1,0 0,1 1,-1-1,0 0,0 0,0 0,0 0,0 0,-1-1,1 1,-1-1,1 1,-1-1,0 1,0-1,0 0,0-3,13-67,-13 64,6-78,5-33,-11 129,0-1,0 1,1-1,0 0,0 1,6 11,-2-3,0 0,0 0,2 0,10 19,-14-29,0-1,0 0,0 0,1-1,0 0,0 1,0-2,1 1,0 0,0-1,7 4,-2-4</inkml:trace>
@@ -1826,8 +2238,8 @@
   <inkml:trace contextRef="#ctx0" brushRef="#br0" timeOffset="31703.22">89 3441,'-65'458,"63"-452,0-10,-3-28,-1-49,5 39,-7-300,11 261,3 0,18-95,-21 162,0-1,1 0,1 1,0 0,1 0,0 0,1 1,1 0,13-18,-16 26,0 0,0 0,0 1,0 0,1 0,0 0,0 0,0 1,0 0,0 1,1-1,-1 1,1 0,-1 1,1-1,0 1,0 1,0-1,-1 1,1 1,0-1,0 1,7 2,45 13,-2 6</inkml:trace>
   <inkml:trace contextRef="#ctx0" brushRef="#br0" timeOffset="32751.9">124 3471,'28'-2,"1"-1,47-11,-21 3,229-51,-284 62,0 0,1 0,-1 0,1-1,-1 1,1 0,-1 0,1 0,-1 0,0 0,1 0,-1 0,1 0,-1 0,1 0,-1 0,1 0,-1 1,0-1,1 0,-1 0,1 0,-1 1,0-1,1 0,-1 0,0 1,1-1,-1 0,0 1,1-1,-1 1,-5 13,-25 20,26-30,-33 32,-2-2,-1-2,-2-1,0-2,-80 40,98-64,24-5,0 0,-1 0,1-1,0 1,0 0,0 0,-1-1,1 1,0 0,0-1,0 1,0 0,0-1,0 1,0 0,0-1,0 1,0-1,0 1,0 0,0-1,0 1,0 0,0-1,0 1,0 0,0-1,0 1,1 0,-1 0,0-1,0 1,0 0,1-1,-1 1,2-4,0 1,1 0,-1 0,1 0,-1 0,1 0,0 1,0-1,6-3,-4 4,0 0,0 0,1 0,-1 0,1 1,-1 0,1 0,-1 0,1 1,0 0,-1 0,1 0,0 1,-1 0,1 0,-1 0,1 1,-1 0,0 0,0 0,0 1,0-1,0 1,6 5,8 7,0 1,-2 1,1 1,18 25,-6-7,-30-36,0 0,0 0,0 0,0 0,1 1,-1-1,0 0,0 0,0 0,0 0,1 0,-1 0,0 0,0 1,0-1,1 0,-1 0,0 0,0 0,0 0,1 0,-1 0,0 0,0 0,1 0,-1 0,0 0,0 0,0 0,1 0,-1 0,0-1,0 1,0 0,1 0,-1 0,0 0,0 0,0 0,0-1,1 1,-1 0,0 0,0 0,0 0,0-1,0 1,0 0,0 0,1 0,-1 0,0-1,0 1,6-20,0-29,-6 46,3-34,10-81,-11 106,1-1,0 1,1-1,1 1,0 0,12-21,-16 31,0 1,0-1,0 1,0-1,0 1,0-1,0 1,1-1,-1 1,0 0,1 0,0 0,-1 0,1 0,-1 0,1 0,0 0,0 1,-1-1,1 0,0 1,2-1,-2 2,0-1,0 1,-1 0,1-1,0 1,0 0,-1 0,1 0,0 0,-1 0,1 0,-1 1,0-1,1 0,-1 1,0-1,2 4,5 8,0 2,-1-1,0 1,4 16,-7-20,7 15,-7-18,0 0,-1 0,0 0,0 0,-1 0,0 1,0-1,-1 1,0-1,0 12,-4-13</inkml:trace>
   <inkml:trace contextRef="#ctx0" brushRef="#br0" timeOffset="33416.58">561 3449,'0'-1,"0"0,0 1,1-1,-1 0,0 0,0 0,1 0,-1 0,0 1,1-1,-1 0,1 0,-1 1,1-1,-1 0,1 0,0 1,-1-1,1 1,0-1,-1 1,1-1,0 1,0-1,0 1,-1-1,1 1,1 0,30-6,-19 5,233-39,166-23,-411 62,1 1,-1 0,1-1,0 1,-1 0,1 0,0 0,0 0,-1 1,1-1,-1 0,1 1,0-1,-1 1,1-1,-1 1,1 0,-1 0,1 0,-1-1,0 2,1-1,-1 0,0 0,0 0,0 0,0 1,0-1,0 1,0-1,0 0,0 1,-1 0,1-1,-1 1,1-1,-1 1,1 0,-1 3,0 7,0 0,0 0,-1 1,-5 21,0 5,5-30,0-2,0-1,0 0,1 0,0 0,0 1,1-1,-1 0,1 0,1 0,-1 1,4 7,-11-27,-7-13,11 24,0 0,0 0,-1 1,1-1,0 1,-1 0,1 0,-1 0,1 0,-1 0,1 0,-1 0,0 1,1-1,-1 1,0 0,1 0,-1 0,0 0,1 1,-1-1,0 1,1-1,-1 1,0 0,-2 1,0 1,0 0,0 0,1 0,-1 1,1 0,0-1,0 1,0 1,1-1,-1 1,-3 6,1-1</inkml:trace>
-  <inkml:trace contextRef="#ctx0" brushRef="#br0" timeOffset="34181.26">1347 3628,'2'0,"1"1,-1 0,1 0,0 0,-1 0,0 0,1 0,-1 1,0-1,1 1,-1-1,0 1,0 0,-1 0,1 0,0 0,2 4,-3-4,1-1,-1 1,0-1,-1 0,1 1,0 0,0-1,0 1,-1-1,1 1,-1 0,0 0,1-1,-1 1,0 0,0-1,0 1,0 0,0 0,0-1,-1 1,1 0,-1 0,1-1,-1 1,1-1,-3 4,3-5,-1 0,1 0,-1 0,1 0,-1 0,1 0,-1 0,1-1,-1 1,1 0,-1 0,1 0,-1-1,1 1,-1 0,1-1,0 1,-1 0,1-1,-1 1,1 0,0-1,0 1,-1-1,1 1,0-1,0 1,-1-1,1 1,0-1,0 1,0-1,0 1,0-1,0 1,0-1,0 0,-8-23,6 16,0 1,0-1,1 0,0 0,1 0,-1 0,2 0,-1 0,1 0,2-10,-2 18,-1-1,0 0,0 1,1-1,-1 1,1-1,-1 0,0 1,1-1,-1 1,1 0,-1-1,1 1,0-1,-1 1,1 0,-1-1,1 1,0 0,-1 0,1-1,0 1,-1 0,1 0,0 0,-1 0,1 0,0 0,-1 0,1 0,1 0,21 15,9 29,-21-24,-1 2,-1-1,-2 1,7 28,-11-37,0 0,-1 0,-1 1,0-1,0 0,-2 1,0-1,-5 25,6-35,-1 1,-1 0,1-1,0 0,-1 1,0-1,1 0,-2 0,1 0,0 0,0 0,-1-1,1 1,-1-1,0 1,0-1,0 0,0 0,0 0,-1-1,1 1,0-1,-1 0,1 1,-1-2,0 1,1 0,-1-1,1 1,-1-1,0 0,1-1,-1 1,-6-2,-4-1,1 0,0-1,0 0,0-1,0-1,1 0,0 0,-12-10,4 1,0-1,2 0,0-1,1-2,1 1,1-2,-22-34,18 18</inkml:trace>
-  <inkml:trace contextRef="#ctx0" brushRef="#br0" timeOffset="34616.22">1162 3827,'-45'24,"40"-22,1-1,-1 1,1-1,-1 0,1 0,-1-1,0 1,0-1,1 0,-1-1,0 1,1-1,-1 1,0-2,1 1,-6-2,7 1,1 0,-1 0,1 0,-1 0,1 0,0-1,0 1,0-1,0 1,1-1,-1 0,1 0,-1 0,1 0,0 0,0 0,1 0,-1 0,0 0,1 0,0 0,0-1,0 1,0 0,1-4,8-55,-9 59,1-1,0 1,0 0,0 0,0 0,0 0,1 0,-1 0,1 0,0 0,0 0,0 1,0-1,1 1,-1 0,4-3,-5 5,1-1,0 1,0 0,-1-1,1 1,0 0,0 0,-1 1,1-1,0 0,0 0,-1 1,1-1,0 1,-1 0,1-1,-1 1,1 0,0 0,-1 0,0 0,3 2,32 31,-30-27,80 92,-62-67,2-2,1-1,51 43,-75-70,0 1,0-1,0 0,0 0,0 0,0-1,1 1,-1-1,0 1,1-1,-1 0,1-1,4 1,5-4</inkml:trace>
+  <inkml:trace contextRef="#ctx0" brushRef="#br0" timeOffset="34181.25">1347 3628,'2'0,"1"1,-1 0,1 0,0 0,-1 0,0 0,1 0,-1 1,0-1,1 1,-1-1,0 1,0 0,-1 0,1 0,0 0,2 4,-3-4,1-1,-1 1,0-1,-1 0,1 1,0 0,0-1,0 1,-1-1,1 1,-1 0,0 0,1-1,-1 1,0 0,0-1,0 1,0 0,0 0,0-1,-1 1,1 0,-1 0,1-1,-1 1,1-1,-3 4,3-5,-1 0,1 0,-1 0,1 0,-1 0,1 0,-1 0,1-1,-1 1,1 0,-1 0,1 0,-1-1,1 1,-1 0,1-1,0 1,-1 0,1-1,-1 1,1 0,0-1,0 1,-1-1,1 1,0-1,0 1,-1-1,1 1,0-1,0 1,0-1,0 1,0-1,0 1,0-1,0 0,-8-23,6 16,0 1,0-1,1 0,0 0,1 0,-1 0,2 0,-1 0,1 0,2-10,-2 18,-1-1,0 0,0 1,1-1,-1 1,1-1,-1 0,0 1,1-1,-1 1,1 0,-1-1,1 1,0-1,-1 1,1 0,-1-1,1 1,0 0,-1 0,1-1,0 1,-1 0,1 0,0 0,-1 0,1 0,0 0,-1 0,1 0,1 0,21 15,9 29,-21-24,-1 2,-1-1,-2 1,7 28,-11-37,0 0,-1 0,-1 1,0-1,0 0,-2 1,0-1,-5 25,6-35,-1 1,-1 0,1-1,0 0,-1 1,0-1,1 0,-2 0,1 0,0 0,0 0,-1-1,1 1,-1-1,0 1,0-1,0 0,0 0,0 0,-1-1,1 1,0-1,-1 0,1 1,-1-2,0 1,1 0,-1-1,1 1,-1-1,0 0,1-1,-1 1,-6-2,-4-1,1 0,0-1,0 0,0-1,0-1,1 0,0 0,-12-10,4 1,0-1,2 0,0-1,1-2,1 1,1-2,-22-34,18 18</inkml:trace>
+  <inkml:trace contextRef="#ctx0" brushRef="#br0" timeOffset="34616.21">1162 3827,'-45'24,"40"-22,1-1,-1 1,1-1,-1 0,1 0,-1-1,0 1,0-1,1 0,-1-1,0 1,1-1,-1 1,0-2,1 1,-6-2,7 1,1 0,-1 0,1 0,-1 0,1 0,0-1,0 1,0-1,0 1,1-1,-1 0,1 0,-1 0,1 0,0 0,0 0,1 0,-1 0,0 0,1 0,0 0,0-1,0 1,0 0,1-4,8-55,-9 59,1-1,0 1,0 0,0 0,0 0,0 0,1 0,-1 0,1 0,0 0,0 0,0 1,0-1,1 1,-1 0,4-3,-5 5,1-1,0 1,0 0,-1-1,1 1,0 0,0 0,-1 1,1-1,0 0,0 0,-1 1,1-1,0 1,-1 0,1-1,-1 1,1 0,0 0,-1 0,0 0,3 2,32 31,-30-27,80 92,-62-67,2-2,1-1,51 43,-75-70,0 1,0-1,0 0,0 0,0 0,0-1,1 1,-1-1,0 1,1-1,-1 0,1-1,4 1,5-4</inkml:trace>
   <inkml:trace contextRef="#ctx0" brushRef="#br0" timeOffset="35698.42">1412 4086,'-2'22,"-1"-1,-2 1,0 0,-1-1,-14 35,11-32,5-15,-7 23,-20 38,27-62,0-1,0 0,-1 0,1-1,-1 1,-1-1,1 0,-1-1,0 1,-1-1,-7 5,13-9,0-1,0 1,0-1,0 1,0-1,0 1,0-1,0 0,-1 0,1 1,0-1,0 0,0 0,0 0,0 0,0 0,-1 0,1-1,0 1,0 0,0-1,0 1,0 0,0-1,0 1,0-1,0 0,-1 0,0-1,0 0,1-1,-1 1,1 0,-1-1,1 0,0 1,-1-1,2 0,-1 1,-1-4,-1-11,1 0,-1-33,3 44,0 2,-1-20,1 0,5-38,-4 57,0 0,0-1,0 1,1 0,-1 0,1 0,0 0,1 0,-1 0,1 0,0 1,0-1,1 1,-1 0,1 0,0 0,8-5,-10 8,0 0,0 0,1 1,-1-1,0 1,1 0,-1-1,0 1,1 0,-1 0,0 1,1-1,-1 0,0 1,0-1,1 1,-1 0,0 0,0 0,0 0,0 0,0 0,3 3,50 42,-35-28,23 17,2-2,1-2,50 25,-68-42,0-1,2-1,-1-2,1 0,1-3,58 9,-82-15,0 0,1-1,-1 0,1 0,-1-1,0 1,1-1,-1-1,0 0,0 0,0 0,0-1,0 0,8-5,1-6</inkml:trace>
   <inkml:trace contextRef="#ctx0" brushRef="#br0" timeOffset="36453.39">2527 3378,'39'110,"4"-2,72 127,-113-229,1 0,1-1,-1 1,1-1,0 0,0 0,7 6,-10-11,0 1,-1-1,1 0,0 1,-1-1,1 0,0 1,-1-1,1 0,0 0,0 0,0 1,-1-1,1 0,0 0,0 0,-1 0,1-1,0 1,0 0,-1 0,1 0,0-1,1 1,0-2,-1 1,1-1,0 0,-1 1,1-1,-1 0,1 0,-1 0,0 0,0 0,0 0,1-3,15-44,-2-1,-3 0,9-72,-5 27,-9 52,-5 26,1-1,1 1,7-19,-6 24</inkml:trace>
   <inkml:trace contextRef="#ctx0" brushRef="#br0" timeOffset="36857.25">3092 3505,'0'3,"0"5,0 6,0 8,0 6,0 4,0 2,0-1,0-3,0-5,2-6,-1-8,1-11,-1-11,0-13,0-3</inkml:trace>
@@ -1855,7 +2267,7 @@
   <inkml:trace contextRef="#ctx0" brushRef="#br0" timeOffset="50431.9">1790 4831,'-2'3,"0"0,0 1,0-1,0 1,1 0,-1 0,1-1,0 1,0 0,0 0,1 0,-1 8,-1 2,-7 35,2 1,2 1,2 72,3-122,0 1,0 0,0 0,1 0,-1-1,0 1,1 0,-1 0,1-1,0 1,0 0,-1-1,1 1,0-1,0 1,0-1,1 0,-1 1,0-1,1 0,-1 0,0 0,3 2,-1-2,0 0,0 0,0 0,0 0,0-1,1 1,-1-1,0 0,0 0,1 0,-1 0,4-1,1-1,-1 1,0-1,0 0,1-1,-2 0,1 0,0 0,-1-1,1 0,-1-1,7-5,-5 1,0 0,-1 0,0-1,0 0,-1-1,0 1,-1-1,0-1,-1 1,0 0,-1-1,-1 0,1 0,0-14,-3 25,0 0,0 0,0 0,0 0,0 0,0 0,-1-1,1 1,0 0,0 0,-1 0,1 0,-1 1,1-1,-1 0,1 0,-1 0,1 0,-1 0,0 1,0-1,1 0,-1 0,0 1,0-1,-1 0,0 1,1-1,-1 1,1 0,-1 1,1-1,-1 0,1 0,-1 1,1-1,-1 1,1-1,0 1,-1 0,1-1,0 1,-2 1,-4 3,0 1,0 0,1 0,0 0,-6 8,-1 5,0 0,2 1,-16 37,23-46,0 1,0-1,1 1,0 0,1 0,1 0,0 0,1 24,1-33,0 0,0 0,0 0,1-1,-1 1,1 0,0 0,0-1,0 1,0-1,0 0,0 0,0 1,1-1,-1-1,1 1,0 0,0-1,-1 1,1-1,0 0,0 0,0 0,0 0,6 0,11 4,1-2,35 2,-41-4,-10-1,91 3,-87-3,0-1,0 0,0-1,0 0,0 0,-1 0,1-2,11-5,-11 3</inkml:trace>
   <inkml:trace contextRef="#ctx0" brushRef="#br0" timeOffset="51297.23">3878 4945,'-23'28,"-15"15,36-41,0 0,0-1,0 1,-1-1,1 1,0-1,-1 0,1 0,-1 0,1 0,-1 0,0 0,1-1,-1 1,0-1,0 0,-2 0,3-1,0 0,1 0,-1 1,0-2,1 1,0 0,-1 0,1 0,-1-1,1 1,0-1,0 1,0-1,0 1,0-1,0 0,0 1,1-1,-1 0,1 0,-1 1,1-1,0 0,-1-2,-6-52,6 51,1-1,0 0,0 0,0 0,1 0,0 0,0 0,3-10,-4 15,1 0,-1 0,1 0,-1 0,1 0,0 0,-1 0,1 1,0-1,-1 0,1 0,0 0,0 1,0-1,0 0,0 1,0-1,0 1,2-1,-2 1,1 0,0 0,-1 0,1 0,-1 0,1 0,0 1,-1-1,1 1,-1-1,1 1,-1 0,1-1,-1 1,1 0,-1 0,0 0,2 1,2 4,0-1,0 0,-1 1,1 0,-1 0,0 1,-1-1,0 1,0 0,0 0,-1 0,0 0,0 0,1 9,1 12,-1 1,-1 35,-2-57,0 0,0 1,-1-1,0 1,0-1,-1 0,0 1,0-1,-1 0,0 0,0-1,0 1,-6 7,6-11,0 0,-1 1,1-1,-1 0,0-1,1 1,-2 0,1-1,0 0,0 0,-1-1,1 1,-1-1,1 0,-1 0,1 0,-1-1,0 1,1-1,-1 0,-9-2,-3-1,1 0,-1-1,1-1,0 0,0-2,1 1,0-2,-21-13,8 2,0-2,2 0,-29-30,43 40,2 0,0-1,0 0,1 0,1-1,0 0,1-1,0 0,1 0,0 0,1-1,-2-15,5 10</inkml:trace>
   <inkml:trace contextRef="#ctx0" brushRef="#br0" timeOffset="51818.24">3815 5066,'6'0,"0"1,0 0,1 1,-1 0,0 0,-1 0,1 1,0-1,-1 1,9 6,52 42,-57-43,3 2,-10-7,1-1,0 1,0-1,0 1,1-1,-1 0,0 0,7 2,-10-4,1 0,-1 0,1 0,-1 0,1 0,-1 0,1 0,-1 0,1 0,-1 0,0-1,1 1,-1 0,1 0,-1 0,1-1,-1 1,0 0,1 0,-1-1,0 1,1 0,-1-1,0 1,1-1,-1 1,0 0,0-1,6-26,-5 16,3-79,-7-111,2 188</inkml:trace>
-  <inkml:trace contextRef="#ctx0" brushRef="#br0" timeOffset="52799.22">3327 4916,'62'-13,"277"-9,-75 7,-204 8,-38 3,0 2,0 0,37 3,-58-1,1 0,-1 0,0 0,1 1,-1-1,1 1,-1-1,0 1,0-1,1 1,-1 0,0 0,0-1,0 1,0 0,0 0,0 0,0 0,0 0,0 0,0 1,-1-1,1 0,0 0,-1 1,1-1,-1 0,1 1,-1-1,0 0,0 1,1 2,-1 4,0 0,-1 0,0 1,-3 12,1-1,0 2,-3 18,2 1,2-1,4 60,5-190,-9 51,-11-58,-1-7,14 103,0 0,0 0,0 0,0-1,0 1,1 0,-1 0,1 0,-1 0,1 0,-1 0,1 0,-1 0,1 0,0 0,-1 0,1 0,0 0,0 1,0-1,0 0,0 1,0-1,0 0,0 1,0-1,0 1,0 0,2-1,40-8,-30 7,240-23,-251 24,0 1,0 0,0 0,0 0,0 0,0 0,0 0,0 0,0 1,0-1,0 1,0 0,0-1,0 1,0 0,0 0,-1 0,1 0,0 1,-1-1,1 0,-1 1,1-1,-1 1,0-1,1 1,-1 0,0 0,1 3,0 2,-1 1,0-1,0 0,-1 1,0-1,0 0,-2 9,1-7,-6 64,2-37,2 0,1 0,2 0,4 35,-3-65,1 0,-1 0,1-1,0 1,1-1,-1 1,1-1,0 0,0 0,1 0,0-1,0 1,0-1,0 0,0 0,1 0,0-1,0 1,10 4,-11-6,1 0,-1 0,1-1,0 1,0-1,0 0,-1 0,1-1,0 0,0 0,0 0,0 0,0-1,0 0,0 0,0 0,-1 0,1-1,0 0,-1 0,1 0,-1 0,0-1,5-3,4-6</inkml:trace>
+  <inkml:trace contextRef="#ctx0" brushRef="#br0" timeOffset="52799.21">3327 4916,'62'-13,"277"-9,-75 7,-204 8,-38 3,0 2,0 0,37 3,-58-1,1 0,-1 0,0 0,1 1,-1-1,1 1,-1-1,0 1,0-1,1 1,-1 0,0 0,0-1,0 1,0 0,0 0,0 0,0 0,0 0,0 0,0 1,-1-1,1 0,0 0,-1 1,1-1,-1 0,1 1,-1-1,0 0,0 1,1 2,-1 4,0 0,-1 0,0 1,-3 12,1-1,0 2,-3 18,2 1,2-1,4 60,5-190,-9 51,-11-58,-1-7,14 103,0 0,0 0,0 0,0-1,0 1,1 0,-1 0,1 0,-1 0,1 0,-1 0,1 0,-1 0,1 0,0 0,-1 0,1 0,0 0,0 1,0-1,0 0,0 1,0-1,0 0,0 1,0-1,0 1,0 0,2-1,40-8,-30 7,240-23,-251 24,0 1,0 0,0 0,0 0,0 0,0 0,0 0,0 0,0 1,0-1,0 1,0 0,0-1,0 1,0 0,0 0,-1 0,1 0,0 1,-1-1,1 0,-1 1,1-1,-1 1,0-1,1 1,-1 0,0 0,1 3,0 2,-1 1,0-1,0 0,-1 1,0-1,0 0,-2 9,1-7,-6 64,2-37,2 0,1 0,2 0,4 35,-3-65,1 0,-1 0,1-1,0 1,1-1,-1 1,1-1,0 0,0 0,1 0,0-1,0 1,0-1,0 0,0 0,1 0,0-1,0 1,10 4,-11-6,1 0,-1 0,1-1,0 1,0-1,0 0,-1 0,1-1,0 0,0 0,0 0,0 0,0-1,0 0,0 0,0 0,-1 0,1-1,0 0,-1 0,1 0,-1 0,0-1,5-3,4-6</inkml:trace>
   <inkml:trace contextRef="#ctx0" brushRef="#br0" timeOffset="53201.93">4371 4794,'0'-1,"2"-3,8-4,14 1,17-3,17-1,18-2,13-2,5 2,-2-1,-9 0,-16 3,-18 3</inkml:trace>
   <inkml:trace contextRef="#ctx0" brushRef="#br0" timeOffset="54132.59">4779 4730,'0'27,"4"90,-3-106,1 0,0-1,0 1,2-1,-1 1,1-1,0 0,9 13,-13-21,1-1,0 0,-1 1,1-1,0 0,-1 0,1 1,0-1,0 0,0 0,0 0,0 0,0 0,1 0,-1-1,0 1,0 0,1-1,-1 1,0 0,1-1,-1 0,0 1,1-1,-1 0,1 0,-1 1,1-1,-1 0,1-1,-1 1,0 0,1 0,-1-1,1 1,-1 0,0-1,1 0,1-1,0 0,-1 0,-1 0,1 0,0 0,0-1,-1 1,0-1,1 1,-1-1,0 0,0 1,0-1,-1 0,1 0,-1 1,1-1,-1 0,0 0,-1-4,-4-20,4 26,1-1,-1 1,1-1,-1 0,1 1,0-1,0 1,-1-1,1 0,0 1,1-1,-1 0,0-1,1 1,0 1,1 0,-1-1,0 1,0 0,1 0,-1 0,0 0,1 0,-1 0,1 0,0 0,-1 1,1-1,0 1,-1-1,4 0,9-3,0 0,0 1,0 0,0 1,1 0,-1 2,0-1,25 4,-37-2,-1 0,1 1,0-1,0 0,-1 1,1 0,-1-1,0 1,1 0,-1 0,0-1,0 1,0 0,0 0,0 0,-1 0,1 1,-1-1,1 0,-1 0,0 0,0 0,0 1,0-1,0 4,-7 57,4-51,-2 1,0-1,0 0,-1-1,0 1,-1-1,0 0,-1-1,0 0,-1 0,0 0,0-2,-1 1,0-1,-1 0,0-1,0 0,0-1,-1 0,-20 6,31-11,0-1,0 0,-1 1,1-1,0 0,0 0,-1 0,1 0,0 0,0 0,0 0,-1 0,1 0,0 0,0-1,-1 1,1 0,0-1,0 1,-1-2,1 2,1-1,-1 0,1 1,-1-1,1 0,0 0,-1 1,1-1,0 0,-1 0,1 0,0 0,0 1,0-1,0 0,0 0,0 0,0 0,0 0,0 1,1-3,0 0,0 0,0 0,0-1,1 1,-1 0,1 0,0 0,0 1,0-1,0 0,0 1,0-1,4-2,-1 3,0 0,0-1,-1 2,1-1,1 1,-1-1,0 2,0-1,0 0,0 1,1 0,-1 0,0 1,0-1,1 1,-1 0,0 1,0-1,7 4,12 5,0 1,37 24,-33-19,54 32,64 35,-129-78,-17-5,1 0,-1 0,0 0,0 0,1 0,-1 0,0 0,0-1,1 1,-1 0,0 0,0 0,1 0,-1-1,0 1,0 0,0 0,1-1,-1 1,0 0,0 0,0-1,0 1,0 0,1 0,-1-1,0 1,0 0,0-1,0 1,0 0,0 0,0-1,0 1,0 0,0-1,0 1,0 0,0 0,0-1,-1 1,1 0,0 0,0-1,0 1,0 0,-1-1,-1-6</inkml:trace>
 </inkml:ink>
@@ -2053,13 +2465,13 @@
   <inkml:trace contextRef="#ctx0" brushRef="#br0" timeOffset="6753.04">6842 1335,'-10'-101,"0"21,8 51,-3-60,7-107,-1 171,2 1,0-1,2 1,1 0,1 0,1 1,1 0,1 0,17-29,-25 49,0-1,1 0,-1 1,1 0,0-1,0 1,0 0,1 1,-1-1,1 1,0-1,-1 1,1 0,0 0,0 1,0-1,0 1,1 0,-1 0,0 0,0 1,1-1,-1 1,0 0,1 0,-1 1,0-1,1 1,-1 0,0 0,0 0,0 1,0 0,0 0,0 0,0 0,-1 0,6 5,9 6,-1 1,-1 0,0 1,-1 1,-1 1,-1 0,0 1,-1 0,-1 1,13 29,-5-5,-2 1,-2 1,16 85,-22-81,-3 1,-1-1,-3 53,-3-82,0 1,-1-1,-2 0,0 0,-1 0,0 0,-2-1,-1 0,0 0,-12 19,15-30,-1-1,1 0,-1-1,-1 1,1-1,-1 0,0-1,0 0,-1 0,0 0,1-1,-2 0,1 0,0-1,-1-1,1 1,-1-1,0 0,0-1,-9 0,11-1,0 0,1 0,-1-1,0 0,0 0,0-1,1 1,-1-2,1 1,-1-1,1 0,0 0,0 0,0-1,1 0,-1 0,1-1,0 0,0 0,1 0,-1 0,1 0,0-1,1 0,-1 0,-2-8,0 0,2-1,0 0,0 0,1 0,1-1,0-19,1 3</inkml:trace>
   <inkml:trace contextRef="#ctx0" brushRef="#br0" timeOffset="7573.36">7910 946,'-8'0,"-1"0,1 1,0 0,0 0,0 1,0 0,1 0,-1 1,0 0,1 0,0 0,0 1,0 1,0-1,0 1,1 0,0 0,0 1,0 0,1 0,0 0,-8 15,-4 3,1 1,2 1,-17 42,26-56,1-1,0 1,1 0,1 0,0 0,0 1,1-1,1 0,0 0,0 1,4 15,-3-25,0 1,0-1,1 0,-1 0,1 0,0 0,0 0,0 0,0 0,0 0,1-1,-1 1,1-1,0 0,0 0,-1 0,1 0,1 0,-1-1,0 1,0-1,1 0,-1 0,7 1,-3 0,0-1,1-1,-1 1,0-1,0-1,1 1,-1-1,0 0,0-1,0 0,11-4,-15 4,1-1,0 0,-1 0,1 0,-1 0,0 0,0-1,0 1,-1-1,1 0,-1 0,0 0,0 0,0 0,1-6,18-68,52-262,-74 422,2-32,-1-42,0 30,6 56,-5-85,0-1,0 0,1 0,0 0,1 0,0 0,0 0,1 0,0-1,0 0,0 0,1 0,7 7,1-4</inkml:trace>
   <inkml:trace contextRef="#ctx0" brushRef="#br0" timeOffset="8814.99">8086 846,'8'18,"0"1,-2 0,0 0,-2 0,0 1,-1-1,1 28,0-10,13 300,-14-435,4 1,20-105,-23 181,0 0,1 1,16-37,-19 52,0 1,0-1,1 1,0 0,0 0,0 0,0 0,1 0,-1 1,6-4,-7 5,0 1,0 0,0 0,0 0,0 1,1-1,-1 0,0 1,1-1,-1 1,0 0,1 0,-1 0,1 0,-1 0,0 1,1-1,-1 1,0-1,1 1,-1 0,3 1,-1 1,0-1,0 1,0 0,-1 0,1 1,-1-1,0 1,0 0,0 0,0 0,-1 0,1 0,-1 0,0 1,0-1,-1 1,0-1,1 1,-1 5,3 14,-1 0,0 35,-2-51,-1 14,2 14,-3 0,-4 40,5-76,0 1,0-1,0 1,0 0,0-1,0 1,0-1,0 1,0-1,0 1,0-1,0 1,-1-1,1 1,0-1,0 1,0-1,-1 1,1-1,0 0,-1 1,1-1,-1 1,1-1,0 0,-1 1,1-1,-1 0,0 1,-8-13,-3-26,11 35,-1-5,1 0,0 1,0-1,0 0,2-14,-1 21,0-1,1 1,-1-1,1 1,-1-1,1 1,0-1,-1 1,1-1,0 1,0 0,0-1,0 1,0 0,0 0,1 0,-1 0,0 0,0 0,1 0,-1 0,1 0,-1 1,1-1,-1 0,1 1,-1 0,1-1,-1 1,1 0,0 0,-1 0,3 0,53-1,-40 2,1-1,0-1,-1-1,1 0,-1-1,0-1,31-10,108-63,-134 64,-1 0,0-2,-1-1,33-32,-49 42,0 1,0-1,0 0,-1 0,0 0,0 0,-1 0,0-1,0 1,0-1,-1 1,0-1,0 0,-1 1,0-9,0 12,0-1,-1 1,1 0,-1-1,1 1,-1 0,0 0,0 0,-1 0,1 0,-1 0,1 0,-1 0,0 0,0 1,0-1,0 1,-1-1,1 1,-1 0,1 0,-1 0,0 0,0 1,0-1,0 1,0-1,0 1,0 0,0 0,-1 1,-4-2,5 3,1-1,0 0,-1 0,1 1,0 0,-1-1,1 1,0 0,0 0,0 0,0 0,0 1,0-1,0 0,0 1,0 0,0-1,1 1,-1 0,1 0,-2 2,-27 47,28-47,-10 25,0 1,3 1,0 0,2 0,1 1,2 0,1-1,1 2,4 44,-1-68,0 0,0 0,1 0,0 0,0 0,1 0,0 0,1-1,0 1,0-1,6 8,-7-11,1-1,-1 0,0 0,1-1,0 1,0-1,0 0,0 0,1 0,-1-1,1 1,-1-1,1 0,0 0,0-1,0 1,0-1,0 0,0-1,1 1,6-1,4-1,0 0,0-1,0-1,0 0,0-1,16-7,-27 10,-1-1,1 0,-1-1,1 1,-1-1,0 0,0 0,0 0,-1-1,1 1,-1-1,1 0,-1 0,-1 0,1 0,0 0,-1-1,0 1,0-1,0 0,-1 1,0-1,2-7,-1-12</inkml:trace>
-  <inkml:trace contextRef="#ctx0" brushRef="#br0" timeOffset="9461.85">9092 720,'0'1,"1"-1,0 1,0-1,-1 1,1-1,0 1,0-1,-1 1,1 0,-1-1,1 1,-1 0,1 0,-1-1,1 1,-1 0,0 0,1 0,-1 0,0 0,0-1,0 1,1 1,4 26,-5-25,17 176,3 22,-16-168,-4-24,0 0,1-1,0 1,1 0,0 0,0-1,1 1,0-1,7 14,-9-22,-1 0,1 0,0-1,-1 1,1 0,-1 0,1-1,0 1,-1 0,1-1,-1 1,1-1,-1 1,1 0,-1-1,1 1,-1-1,1 0,-1 1,0-1,1 1,-1-1,0 0,1 1,-1-1,0 0,0 1,0-1,0 0,0 1,1-2,10-29,-10 28,25-80,27-76,-44 136,1 1,1 0,1 1,25-33,-36 51,1 0,0 1,0 0,1 0,-1-1,0 1,1 0,-1 1,1-1,0 0,0 1,-1 0,1-1,4 0,-6 2,1 0,-1 0,1 1,-1-1,1 0,-1 0,1 1,-1-1,0 1,1 0,-1-1,1 1,-1 0,0 0,0-1,1 1,-1 0,0 0,0 1,0-1,0 0,0 0,0 0,0 1,-1-1,1 0,0 1,-1-1,1 1,-1 1,23 54,27 116,-29-93,-8-32,-3-7,31 79,-41-120,0 0,0 0,0 0,0 1,0-1,0 0,0 0,0 0,0 1,0-1,0 0,0 0,1 0,-1 1,0-1,0 0,0 0,0 0,0 0,1 1,-1-1,0 0,0 0,0 0,0 0,1 0,-1 0,0 0,0 0,0 0,1 0,-1 1,0-1,0 0,0 0,1 0,-1 0,0 0,0 0,0-1,1 1,-1 0,0 0,0 0,0 0,1 0,-1 0,0 0,0 0,0 0,1 0,-1-1,0 1,0 0,0 0,0 0,0 0,1-1,-1 1,0 0,0 0,0 0,0 0,0-1,9-22,2-30,-2-1</inkml:trace>
+  <inkml:trace contextRef="#ctx0" brushRef="#br0" timeOffset="9461.84">9092 720,'0'1,"1"-1,0 1,0-1,-1 1,1-1,0 1,0-1,-1 1,1 0,-1-1,1 1,-1 0,1 0,-1-1,1 1,-1 0,0 0,1 0,-1 0,0 0,0-1,0 1,1 1,4 26,-5-25,17 176,3 22,-16-168,-4-24,0 0,1-1,0 1,1 0,0 0,0-1,1 1,0-1,7 14,-9-22,-1 0,1 0,0-1,-1 1,1 0,-1 0,1-1,0 1,-1 0,1-1,-1 1,1-1,-1 1,1 0,-1-1,1 1,-1-1,1 0,-1 1,0-1,1 1,-1-1,0 0,1 1,-1-1,0 0,0 1,0-1,0 0,0 1,1-2,10-29,-10 28,25-80,27-76,-44 136,1 1,1 0,1 1,25-33,-36 51,1 0,0 1,0 0,1 0,-1-1,0 1,1 0,-1 1,1-1,0 0,0 1,-1 0,1-1,4 0,-6 2,1 0,-1 0,1 1,-1-1,1 0,-1 0,1 1,-1-1,0 1,1 0,-1-1,1 1,-1 0,0 0,0-1,1 1,-1 0,0 0,0 1,0-1,0 0,0 0,0 0,0 1,-1-1,1 0,0 1,-1-1,1 1,-1 1,23 54,27 116,-29-93,-8-32,-3-7,31 79,-41-120,0 0,0 0,0 0,0 1,0-1,0 0,0 0,0 0,0 1,0-1,0 0,0 0,1 0,-1 1,0-1,0 0,0 0,0 0,0 0,1 1,-1-1,0 0,0 0,0 0,0 0,1 0,-1 0,0 0,0 0,0 0,1 0,-1 1,0-1,0 0,0 0,1 0,-1 0,0 0,0 0,0-1,1 1,-1 0,0 0,0 0,0 0,1 0,-1 0,0 0,0 0,0 0,1 0,-1-1,0 1,0 0,0 0,0 0,0 0,1-1,-1 1,0 0,0 0,0 0,0 0,0-1,9-22,2-30,-2-1</inkml:trace>
   <inkml:trace contextRef="#ctx0" brushRef="#br0" timeOffset="9981.92">9883 78,'1'0,"0"1,0-1,0 1,0-1,0 1,0-1,0 1,-1-1,1 1,0 0,0-1,-1 1,1 0,-1 0,1 0,0-1,-1 1,1 0,-1 0,0 0,1 0,-1 0,0 0,0 0,1 0,-1 0,0 2,4 34,-4-31,9 499,-7-101,3-303,38 198,-37-271,-4-15,1-1,0 1,0-1,9 19,-6-26,-4-14,-2-16,-3-7</inkml:trace>
   <inkml:trace contextRef="#ctx0" brushRef="#br0" timeOffset="10412.57">9734 832,'-1'0,"1"0,0 0,0 0,-1 0,1 0,0 0,0 0,-1 0,1 0,0 0,-1 0,1 0,0 1,0-1,-1 0,1 0,0 0,0 0,0 0,-1 1,1-1,0 0,0 0,0 0,-1 0,1 1,0-1,0 0,0 0,0 1,0-1,-1 0,1 0,0 1,0-1,0 0,0 0,0 1,0-1,0 0,0 0,0 1,0-1,0 0,0 1,0-1,0 0,0 0,0 1,1-1,-1 0,0 0,0 1,0-1,1 1,-1 0,1-1,-1 1,1 0,-1 0,1-1,0 1,-1-1,1 1,0 0,-1-1,1 1,0-1,0 0,-1 1,1-1,0 0,0 1,1-1,10 1,0-1,0 0,0-1,-1 0,1-1,20-5,74-29,-13 3,-35 19,1 3,0 2,61-2,-85 10</inkml:trace>
   <inkml:trace contextRef="#ctx0" brushRef="#br0" timeOffset="29656.85">3735 3345,'2'2,"1"1,-1-1,0 0,0 1,0-1,0 1,0 0,0-1,-1 1,1 0,-1 0,0 0,0 1,0-1,1 4,0-1,86 274,39 98,-125-373,0-1,0 1,1 0,-1-1,1 0,5 7,-7-11,-1 1,1-1,-1 0,0 1,1-1,-1 0,1 1,-1-1,1 0,-1 0,1 0,0 1,-1-1,1 0,-1 0,1 0,-1 0,1 0,-1 0,1 0,0 0,-1 0,1 0,0-1,15-17,13-47,-3 0,31-126,-37 117,14-51,51-161,-70 247</inkml:trace>
   <inkml:trace contextRef="#ctx0" brushRef="#br0" timeOffset="30183.09">4652 3420,'-3'9,"0"-1,1 1,1 0,-1-1,1 1,1 0,-1 0,2 10,-1 6,-2 40,-1 118,5-155,0 1,2 0,1-1,11 34,-12-52,0-10,0-21,-2-36,-2 56,0-43</inkml:trace>
   <inkml:trace contextRef="#ctx0" brushRef="#br0" timeOffset="30678.86">4842 2742,'0'2,"0"5,3 3,-1 3,1 1,-1 0,0-1,1 1,0-3</inkml:trace>
-  <inkml:trace contextRef="#ctx0" brushRef="#br0" timeOffset="31203.61">5181 3194,'-12'21,"1"1,1-1,1 2,1-1,1 1,0 1,2-1,1 1,-1 28,5-51,0 1,0 0,1 0,-1-1,0 1,1 0,-1-1,1 1,0-1,0 1,-1-1,1 1,0-1,0 1,0-1,0 0,1 1,-1-1,0 0,0 0,1 0,-1 0,1 0,-1 0,1-1,-1 1,1 0,-1-1,1 1,0-1,-1 1,1-1,0 0,-1 0,3 0,12 2,0-2,0 0,19-2,2 0,-30 2,0 0,0 1,0 0,0 0,0 0,0 1,0 0,0 1,0 0,-1 0,0 0,1 0,-1 1,0 0,6 6,-7-4,0 0,-1 0,0 1,0-1,0 1,-1 0,1 0,-2 0,1 0,-1 1,0-1,-1 1,0 0,1 8,-1 4,-1 0,0 0,-1 0,-2 0,0 0,-1 0,0 0,-2-1,-10 25,10-30,-1 0,0-1,-1 0,0 0,-1 0,-1-1,1 0,-2-1,0 0,0-1,-1 0,-23 15,15-15</inkml:trace>
+  <inkml:trace contextRef="#ctx0" brushRef="#br0" timeOffset="31203.6">5181 3194,'-12'21,"1"1,1-1,1 2,1-1,1 1,0 1,2-1,1 1,-1 28,5-51,0 1,0 0,1 0,-1-1,0 1,1 0,-1-1,1 1,0-1,0 1,-1-1,1 1,0-1,0 1,0-1,0 0,1 1,-1-1,0 0,0 0,1 0,-1 0,1 0,-1 0,1-1,-1 1,1 0,-1-1,1 1,0-1,-1 1,1-1,0 0,-1 0,3 0,12 2,0-2,0 0,19-2,2 0,-30 2,0 0,0 1,0 0,0 0,0 0,0 1,0 0,0 1,0 0,-1 0,0 0,1 0,-1 1,0 0,6 6,-7-4,0 0,-1 0,0 1,0-1,0 1,-1 0,1 0,-2 0,1 0,-1 1,0-1,-1 1,0 0,1 8,-1 4,-1 0,0 0,-1 0,-2 0,0 0,-1 0,0 0,-2-1,-10 25,10-30,-1 0,0-1,-1 0,0 0,-1 0,-1-1,1 0,-2-1,0 0,0-1,-1 0,-23 15,15-15</inkml:trace>
   <inkml:trace contextRef="#ctx0" brushRef="#br0" timeOffset="31932.25">5733 3307,'0'5,"0"9,0 9,0 14,2 8,1 10,4 5,3 4,2 0,-1-5,0-5,-3-11,-1-7,-3-9,-2-6,-1-8,-1-16,-1-7</inkml:trace>
   <inkml:trace contextRef="#ctx0" brushRef="#br0" timeOffset="32285.96">5684 2993,'0'4,"0"4,0 0</inkml:trace>
   <inkml:trace contextRef="#ctx0" brushRef="#br0" timeOffset="32722.98">6010 2730,'0'1239,"2"-1198,1-26</inkml:trace>
@@ -2180,15 +2592,15 @@
     </inkml:brush>
   </inkml:definitions>
   <inkml:trace contextRef="#ctx0" brushRef="#br0">20 623,'11'0,"0"0,0 1,0 0,-1 0,14 4,-19-3,0 1,1-1,-1 1,0 0,0 0,0 1,-1-1,1 1,-1 0,0 0,5 7,14 21,-1 1,-2 1,-1 1,26 68,-45-102,0 0,1 0,-1 0,0 0,1 0,-1 0,1 0,-1-1,1 1,-1 0,1 0,0-1,-1 1,1 0,0-1,0 1,-1-1,1 1,1 0,8-10,5-42,-10 32,1 2,0 0,1 0,2 1,12-19,-20 31,2 1,-1-1,0 1,1 0,0 0,-1 0,1 0,1 0,-1 1,0-1,0 1,1 0,0 0,-1 0,1 0,0 1,0-1,0 1,0 0,0 0,0 1,0-1,0 1,8 0,-8 2,0 0,0 0,-1 0,1 0,0 1,-1-1,0 1,0 0,0 0,0 0,0 1,0-1,-1 1,0-1,0 1,3 7,12 14,-20-42,-13-17,-1 8,-1 1,-2 1,0 0,-1 2,-29-23,35 32,0 1,-2 1,1 0,-1 2,-1 0,0 0,0 2,-1 0,-25-5,39 11,0 0,0 0,0 1,-1 0,1 0,0 0,0 1,-1-1,1 1,0 0,0 1,0-1,0 1,0 0,1 0,-1 1,-5 3,4-1,0 0,1 0,0 1,0-1,0 1,1 0,0 1,0-1,0 1,-4 13,1 0,1 0,1 0,1 0,1 1,1-1,1 1,2 39,-1-58,0 0,0 0,1 1,-1-1,1 0,-1 1,1-1,0 0,-1 0,1 0,0 0,1 0,-1 0,0 0,0 0,1 0,0-1,-1 1,1 0,0-1,-1 1,1-1,0 0,0 0,0 0,0 0,3 1,18 5</inkml:trace>
-  <inkml:trace contextRef="#ctx0" brushRef="#br0" timeOffset="928.34">592 730,'0'301,"-1"-376,-2 40,2 1,2-1,2 0,0 1,11-42,-11 67,1 0,1 0,-1 1,1 0,0-1,1 2,0-1,0 1,1 0,0 0,0 1,1 0,-1 0,1 0,1 1,-1 1,1-1,15-5,7-1,1 2,0 0,0 3,37-4,-67 9,0 1,0-1,-1 1,1 0,0-1,0 1,0 0,0 0,0 0,0 1,0-1,-1 0,1 1,0-1,0 1,0 0,-1 0,1 0,0-1,-1 1,1 1,-1-1,3 2,-3-1,-1 1,1-1,-1 0,1 1,-1-1,0 0,0 1,0-1,-1 0,1 1,0-1,-1 0,0 0,1 1,-1-1,0 0,0 0,0 0,-2 2,-17 34,-1-1,-3 0,-1-2,-54 60,60-81,19-14,-1 0,1 0,0-1,0 1,0 0,-1 0,1 0,0 0,0 0,0 0,0 0,-1 0,1-1,0 1,0 0,0 0,0 0,0 0,-1 0,1-1,0 1,0 0,0 0,0 0,0-1,0 1,0 0,0 0,0 0,0-1,0 1,0 0,0 0,0 0,0-1,0 1,0 0,0 0,0 0,0 0,0-1,0 1,0 0,0 0,0 0,1-1,-1 1,0 0,0 0,1-2,0 0,0 0,0 0,1 0,-1 0,0 0,1 0,0 1,-1-1,1 1,0-1,0 1,0 0,-1 0,2-1,-1 1,0 1,4-3,5 1,0 1,1 0,-1 0,0 1,0 0,1 1,-1 1,0 0,0 0,0 1,0 0,-1 1,1 0,16 10,5 4,-1 2,-1 1,32 29,-61-49,-1-1,0 1,1-1,-1 1,1-1,-1 0,0 1,1-1,-1 0,1 1,-1-1,1 0,-1 0,1 1,-1-1,1 0,-1 0,1 0,0 0,-1 0,1 1,-1-1,1 0,-1 0,1-1,0 1,-1 0,1 0,-1 0,1 0,-1 0,1-1,-1 1,1 0,-1 0,1-1,-1 1,1 0,-1-1,1 1,-1 0,0-1,1 1,-1-1,0 1,1-1,-1 1,0-1,0 1,1-1,-1 1,0-1,0 1,0-1,0 1,0-1,0 0,1 1,-1-1,-1 1,1-1,0 1,0-1,0 1,0-1,0 0,-3-52,2 43,-6-64,-4 0,-27-101,29 147</inkml:trace>
-  <inkml:trace contextRef="#ctx0" brushRef="#br0" timeOffset="1364.67">1007 1008,'0'-2,"0"-3,1-1,3 0,1-1</inkml:trace>
+  <inkml:trace contextRef="#ctx0" brushRef="#br0" timeOffset="928.33">592 730,'0'301,"-1"-376,-2 40,2 1,2-1,2 0,0 1,11-42,-11 67,1 0,1 0,-1 1,1 0,0-1,1 2,0-1,0 1,1 0,0 0,0 1,1 0,-1 0,1 0,1 1,-1 1,1-1,15-5,7-1,1 2,0 0,0 3,37-4,-67 9,0 1,0-1,-1 1,1 0,0-1,0 1,0 0,0 0,0 0,0 1,0-1,-1 0,1 1,0-1,0 1,0 0,-1 0,1 0,0-1,-1 1,1 1,-1-1,3 2,-3-1,-1 1,1-1,-1 0,1 1,-1-1,0 0,0 1,0-1,-1 0,1 1,0-1,-1 0,0 0,1 1,-1-1,0 0,0 0,0 0,-2 2,-17 34,-1-1,-3 0,-1-2,-54 60,60-81,19-14,-1 0,1 0,0-1,0 1,0 0,-1 0,1 0,0 0,0 0,0 0,0 0,-1 0,1-1,0 1,0 0,0 0,0 0,0 0,-1 0,1-1,0 1,0 0,0 0,0 0,0-1,0 1,0 0,0 0,0 0,0-1,0 1,0 0,0 0,0 0,0-1,0 1,0 0,0 0,0 0,0 0,0-1,0 1,0 0,0 0,0 0,1-1,-1 1,0 0,0 0,1-2,0 0,0 0,0 0,1 0,-1 0,0 0,1 0,0 1,-1-1,1 1,0-1,0 1,0 0,-1 0,2-1,-1 1,0 1,4-3,5 1,0 1,1 0,-1 0,0 1,0 0,1 1,-1 1,0 0,0 0,0 1,0 0,-1 1,1 0,16 10,5 4,-1 2,-1 1,32 29,-61-49,-1-1,0 1,1-1,-1 1,1-1,-1 0,0 1,1-1,-1 0,1 1,-1-1,1 0,-1 0,1 1,-1-1,1 0,-1 0,1 0,0 0,-1 0,1 1,-1-1,1 0,-1 0,1-1,0 1,-1 0,1 0,-1 0,1 0,-1 0,1-1,-1 1,1 0,-1 0,1-1,-1 1,1 0,-1-1,1 1,-1 0,0-1,1 1,-1-1,0 1,1-1,-1 1,0-1,0 1,1-1,-1 1,0-1,0 1,0-1,0 1,0-1,0 0,1 1,-1-1,-1 1,1-1,0 1,0-1,0 1,0-1,0 0,-3-52,2 43,-6-64,-4 0,-27-101,29 147</inkml:trace>
+  <inkml:trace contextRef="#ctx0" brushRef="#br0" timeOffset="1364.66">1007 1008,'0'-2,"0"-3,1-1,3 0,1-1</inkml:trace>
   <inkml:trace contextRef="#ctx0" brushRef="#br0" timeOffset="1729.29">2624 472,'-7'7,"-8"10,-9 12,-4 10,-5 8,2 5,3 2,6 0,6-4,7-7,8-4,8-6,11-8,9-8,9-7,5-5,3-9,-7-3</inkml:trace>
   <inkml:trace contextRef="#ctx0" brushRef="#br0" timeOffset="2298.98">2509 458,'2'-2,"0"0,1 0,-1 0,1 1,0-1,-1 1,1-1,0 1,0 0,0 0,0 1,4-2,-1 1,39-12,2 2,-1 2,52-2,-97 11,0 0,0-1,0 1,0 0,0 0,0 0,0 0,0 0,0 0,0 1,0-1,0 0,0 0,0 1,0-1,0 1,-1-1,1 1,0-1,0 1,0-1,0 1,-1 0,1-1,0 1,-1 0,1 0,0 0,-1 0,1-1,-1 1,1 0,0 2,-1 0,0 1,0-1,0 1,0-1,0 1,-1-1,0 0,1 1,-1-1,-2 5,-6 12,0-1,-15 24,23-42,-89 130,90-131,-1 0,1 0,0 1,0-1,0 0,-1 0,1 0,0 1,0-1,0 0,0 0,0 1,0-1,0 0,0 0,-1 1,1-1,0 0,0 0,0 1,0-1,0 0,0 0,0 1,0-1,1 0,-1 0,0 1,0-1,0 0,0 0,0 1,0-1,0 0,1 0,-1 0,0 1,0-1,0 0,0 0,1 0,-1 1,0-1,0 0,0 0,1 0,-1 0,0 0,1 0,17 0,-15 0,-1-1,0 1,1 0,-1 0,0 0,1 0,-1 1,0-1,1 0,3 2,-3 1,-1 0,1 0,0 0,-1 0,0 1,1-1,-1 1,-1-1,1 1,0 0,-1-1,0 1,0 0,0 0,0 0,-1 0,1 5,-1 71,0-77,-1-1,1 1,-1 0,1-1,-1 1,0-1,0 1,0-1,0 0,-1 1,1-1,-1 0,1 0,-3 3,3-5,1 0,0 1,0-1,-1 0,1 0,0 1,-1-1,1 0,0 0,-1 0,1 0,0 0,-1 0,1 1,0-1,-1 0,1 0,-1 0,1 0,0 0,-1 0,1 0,0-1,-1 1,1 0,0 0,-1 0,1 0,0 0,-1 0,1-1,0 1,-1-1,-7-22,7 6,0 0</inkml:trace>
   <inkml:trace contextRef="#ctx0" brushRef="#br0" timeOffset="2745.69">2945 437,'0'6,"2"10,4 8,3 10,1 7,2 4,0 4,-1-2,-2 0,-1-6,-1-6,-1-7,-2-8,-5-7,-2-6</inkml:trace>
   <inkml:trace contextRef="#ctx0" brushRef="#br0" timeOffset="3098.82">2659 673,'5'0,"4"0,3 0,2 0,4 0,3 0,3 0,5 0,4 0,-1 0,-2 0,-5 0,-7 0</inkml:trace>
   <inkml:trace contextRef="#ctx0" brushRef="#br0" timeOffset="3443.98">3075 574,'1'1,"0"-1,0 1,0-1,0 1,0 0,0 0,0 0,0-1,0 1,0 0,0 0,0 0,-1 1,1-1,0 0,-1 0,1 0,-1 0,1 1,-1-1,1 2,10 37,-8-30,14 53,25 77,-34-125,-5-27,-6-29,-19-107,3 34,-5-175,24 283,0-2,0 0,0-1,1 1,0 0,3-9,-4 15,1 1,0-1,-1 0,1 0,0 1,0-1,0 0,1 1,-1-1,0 1,0-1,1 1,-1 0,1 0,-1-1,1 1,0 0,-1 0,1 1,0-1,0 0,0 0,0 1,-1-1,1 1,3 0,11-1,0 2,1 0,-1 2,0-1,-1 2,1 0,-1 1,21 8,-12-4,59 21</inkml:trace>
   <inkml:trace contextRef="#ctx0" brushRef="#br0" timeOffset="3906.99">2917 444,'1'0,"8"-1,16-2,18 0,15 0,10 1,2 1,-3 0,-11 1,-14-1,-13 2,-11-1</inkml:trace>
-  <inkml:trace contextRef="#ctx0" brushRef="#br0" timeOffset="4599.77">3345 415,'-5'7,"-1"0,1 1,0 0,0 0,1 0,0 1,1-1,0 1,0 0,0 0,2 0,-2 14,1-6,0 1,2-1,0 1,2-1,4 31,-5-44,1 1,-1-1,1 0,-1 1,1-1,0 0,1 0,-1 0,1 0,0 0,0-1,0 1,0-1,6 5,-6-6,0-1,-1 1,1-1,0 1,0-1,0 0,0 0,1-1,-1 1,0 0,0-1,0 0,1 0,-1 0,0 0,0 0,1-1,-1 0,0 1,0-1,6-3,-7 3,0-1,0 0,0 1,0-1,0 0,0 0,-1 0,1-1,-1 1,1 0,-1-1,0 1,0-1,0 1,0-1,-1 1,1-1,-1 1,1-5,5-54,-6 56,0-3,1-21,-1 28,0 0,0 0,0 0,0 1,0-1,-1 0,1 0,0 0,0 0,-1 1,1-1,-1 0,1 0,-1 0,1 1,-1-1,1 0,-1 1,1-1,-1 1,0-1,1 0,-1 1,-1-1,-4-1</inkml:trace>
+  <inkml:trace contextRef="#ctx0" brushRef="#br0" timeOffset="4599.76">3345 415,'-5'7,"-1"0,1 1,0 0,0 0,1 0,0 1,1-1,0 1,0 0,0 0,2 0,-2 14,1-6,0 1,2-1,0 1,2-1,4 31,-5-44,1 1,-1-1,1 0,-1 1,1-1,0 0,1 0,-1 0,1 0,0 0,0-1,0 1,0-1,6 5,-6-6,0-1,-1 1,1-1,0 1,0-1,0 0,0 0,1-1,-1 1,0 0,0-1,0 0,1 0,-1 0,0 0,0 0,1-1,-1 0,0 1,0-1,6-3,-7 3,0-1,0 0,0 1,0-1,0 0,0 0,-1 0,1-1,-1 1,1 0,-1-1,0 1,0-1,0 1,0-1,-1 1,1-1,-1 1,1-5,5-54,-6 56,0-3,1-21,-1 28,0 0,0 0,0 0,0 1,0-1,-1 0,1 0,0 0,0 0,-1 1,1-1,-1 0,1 0,-1 0,1 1,-1-1,1 0,-1 1,1-1,-1 1,0-1,1 0,-1 1,-1-1,-4-1</inkml:trace>
   <inkml:trace contextRef="#ctx0" brushRef="#br0" timeOffset="5283.35">3361 409,'0'-11,"0"0,-1 0,0 0,-1 0,0 0,-1 0,0 1,-1-1,-8-18,9 25,-1-1,1 0,-1 1,1-1,-1 1,0 0,-1 0,1 1,-1 0,0-1,1 1,-1 1,-1-1,1 1,0 0,-1 0,1 0,-1 1,1 0,-11-1,-51-1,0 2,-70 9,-18 1,150-9,0 0,0-1,0 0,0 0,0 0,0 0,1-1,-1 1,0-1,1-1,-1 1,1-1,0 1,-1-1,1-1,1 1,-1 0,0-1,1 0,0 0,0 0,0 0,0 0,1-1,-4-8,-1-3,2 0,0 0,0-1,2 1,0-1,-1-25,4 28</inkml:trace>
 </inkml:ink>
 </file>
@@ -2447,7 +2859,7 @@
   <inkml:trace contextRef="#ctx0" brushRef="#br0" timeOffset="739.04">745 1423,'-32'60,"-3"-1,-47 61,-96 103,24-33,121-146,-175 218,186-236</inkml:trace>
   <inkml:trace contextRef="#ctx0" brushRef="#br0" timeOffset="3048.2">3084 932,'-88'-33,"51"17,0 3,-55-13,66 21,-1 0,0 2,0 1,-1 1,1 2,0 0,0 2,0 1,0 1,1 1,0 2,0 0,-26 14,-659 359,695-372,5-3,0 1,0 0,1 0,0 1,-17 17,21-17</inkml:trace>
   <inkml:trace contextRef="#ctx0" brushRef="#br0" timeOffset="3654.01">1551 830,'-3'23,"0"-1,-2 1,0-1,-1-1,-2 1,-18 39,6-14,-97 289,117-333,-1 0,1 0,-1 0,1 0,0 0,0 0,0 0,0 0,1 0,-1 0,1 0,0 0,0 0,0 0,0-1,0 1,1 0,-1-1,1 1,0-1,0 1,0-1,0 0,0 0,3 2,6 5,0-1,1 0,0-1,16 7,-2-1,164 81,-160-82</inkml:trace>
-  <inkml:trace contextRef="#ctx0" brushRef="#br0" timeOffset="5087.94">3612 945,'1'-26,"0"0,9-44,-8 60,0 0,1 0,1 0,-1 1,1-1,1 1,0 0,0 0,12-14,-16 22,0 0,0-1,0 1,0 0,1 0,-1 0,1 0,-1 0,0 0,1 0,-1 0,1 0,0 1,-1-1,1 1,0-1,-1 1,1 0,0 0,0-1,-1 1,1 0,0 1,3-1,-2 1,0 1,-1-1,1 1,0 0,0-1,-1 1,1 0,-1 1,0-1,1 0,-1 1,2 3,6 9,-1 1,0 0,10 28,-18-41,30 86,-4 1,18 108,-30-304,-13 92,5-37,22-82,-25 120,0 1,0 0,1 1,0-1,1 1,0 0,1 0,1 1,-1 0,2 0,-1 0,15-11,-21 19,0 0,1 1,-1-1,1 0,0 1,0 0,-1-1,1 1,0 0,0 1,0-1,0 0,0 1,0-1,0 1,0 0,1 0,-1 1,0-1,0 0,0 1,0 0,0 0,0 0,-1 0,1 0,0 1,0-1,-1 1,1-1,-1 1,1 0,-1 0,0 0,0 1,0-1,0 0,3 5,6 11,0-1,-1 2,-1-1,11 34,-9-25,80 213,-90-236,0-1,1 1,-1-1,1 0,0 1,0-1,0 0,4 5,4-1</inkml:trace>
+  <inkml:trace contextRef="#ctx0" brushRef="#br0" timeOffset="5087.93">3612 945,'1'-26,"0"0,9-44,-8 60,0 0,1 0,1 0,-1 1,1-1,1 1,0 0,0 0,12-14,-16 22,0 0,0-1,0 1,0 0,1 0,-1 0,1 0,-1 0,0 0,1 0,-1 0,1 0,0 1,-1-1,1 1,0-1,-1 1,1 0,0 0,0-1,-1 1,1 0,0 1,3-1,-2 1,0 1,-1-1,1 1,0 0,0-1,-1 1,1 0,-1 1,0-1,1 0,-1 1,2 3,6 9,-1 1,0 0,10 28,-18-41,30 86,-4 1,18 108,-30-304,-13 92,5-37,22-82,-25 120,0 1,0 0,1 1,0-1,1 1,0 0,1 0,1 1,-1 0,2 0,-1 0,15-11,-21 19,0 0,1 1,-1-1,1 0,0 1,0 0,-1-1,1 1,0 0,0 1,0-1,0 0,0 1,0-1,0 1,0 0,1 0,-1 1,0-1,0 0,0 1,0 0,0 0,0 0,-1 0,1 0,0 1,0-1,-1 1,1-1,-1 1,1 0,-1 0,0 0,0 1,0-1,0 0,3 5,6 11,0-1,-1 2,-1-1,11 34,-9-25,80 213,-90-236,0-1,1 1,-1-1,1 0,0 1,0-1,0 0,4 5,4-1</inkml:trace>
   <inkml:trace contextRef="#ctx0" brushRef="#br0" timeOffset="5783.26">4731 591,'-5'0,"0"0,-1 0,1 0,0 0,0 1,0 0,-1 0,1 0,0 1,0-1,1 1,-1 0,0 1,1-1,-1 1,1 0,0 0,0 1,0-1,0 1,0 0,1-1,0 2,0-1,-5 9,-8 10,2 0,1 1,1 1,0 0,-11 40,18-47,1 1,0-1,2 0,0 1,1-1,1 1,0 0,1-1,5 21,-5-34,1-1,-1 1,1-1,0 0,0 1,0-1,1 0,-1-1,1 1,0 0,0-1,0 1,1-1,-1 0,1 0,0 0,0-1,0 1,0-1,0 0,1 0,-1-1,0 1,8 1,4 0,-1-1,0 0,1-1,0 0,-1-1,19-3,-27 1,0 1,0-1,0-1,0 1,0-1,-1 0,0-1,1 0,-1 0,0 0,-1 0,1-1,-1 0,0 0,0-1,-1 0,1 1,-1-1,0-1,-1 1,0 0,0-1,3-9,3-9,-1-1,-1 0,-1-1,4-52,-7 53,-1 0,-2 0,0 0,-2 1,0-1,-2 0,-1 1,-1-1,-1 2,-2-1,-13-30,8 30</inkml:trace>
   <inkml:trace contextRef="#ctx0" brushRef="#br0" timeOffset="6359.79">5335 1,'0'4,"0"12,0 15,0 16,0 15,0 13,0 10,0 7,0 6,0-3,0-1,0-3,0-7,2-11,1-14,0-12,1-13,0-11</inkml:trace>
   <inkml:trace contextRef="#ctx0" brushRef="#br0" timeOffset="6838.31">5172 680,'0'-2,"0"-3,2-1,3 1,12-3,8-2,14-4,8-2,5 0,4 3,0 1,-5 3,-7 2,-8 2,-8 0,-8 2</inkml:trace>
@@ -2477,8 +2889,8 @@
     </inkml:brush>
   </inkml:definitions>
   <inkml:trace contextRef="#ctx0" brushRef="#br0">1063 1507,'-1'18,"-1"0,-1 0,0 0,-11 29,-1 6,-261 957,90-351,170-605,10-45,3-15,2-22,29-590,-12 485,7 1,65-213,-60 261,4 1,3 1,3 3,4 0,85-117,-93 149,-13 16,45-48,-66 78,1 0,0 0,0 0,0 0,0 0,0 0,0 1,0-1,0 0,0 1,0-1,0 1,1-1,-1 1,0-1,0 1,1 0,-1 0,0-1,0 1,1 0,-1 0,0 0,0 1,1-1,-1 0,0 0,0 1,1-1,-1 1,0-1,0 1,0-1,0 1,0 0,0-1,0 1,0 0,0 0,0 0,0 0,0 0,0 0,-1 0,1 0,0 0,0 2,5 8,0 0,-1 1,-1-1,4 14,-3-11,134 490,-39 13,53 222,-137-689,-12-43,-2-8,1-17,-5-30,-8-12,-1 0</inkml:trace>
-  <inkml:trace contextRef="#ctx0" brushRef="#br0" timeOffset="601.46">787 2449,'-3'2,"-4"1,-1 2,9 4,17 1,17-1,19-3,13-2,6-1,-3-2,-9-1,-13 0,-12 0,-11-1,-9 1</inkml:trace>
-  <inkml:trace contextRef="#ctx0" brushRef="#br0" timeOffset="2125.24">2056 1230,'-40'-34,"-2"1,-1 1,-1 3,-68-33,60 33,-2-1,-1 3,-94-32,109 46,-1 3,1 2,-2 1,-75-3,68 11,1 1,-1 2,1 3,0 1,0 3,1 2,1 1,0 3,-63 32,74-30,1 2,1 0,1 3,1 0,1 3,1 0,1 1,2 2,0 1,3 1,0 1,-17 36,-4 21,5 2,4 1,3 2,5 1,-18 123,28-91,5 1,6 0,17 206,-4-264,4 0,3-1,3-1,3 0,3-2,3 0,47 86,-45-102,3-1,1-1,3-2,2-2,1-1,3-2,1-2,2-1,70 46,-81-66,0-1,2-2,0-1,0-2,2-1,-1-2,1-1,59 5,2-7,-1-4,110-11,-154 3,0-2,-1-2,0-2,0-3,-2-1,0-3,58-30,-74 31,-1-3,0 0,-2-2,-1-1,0-2,-2 0,-1-2,-1-2,-2 0,38-58,-23 22,-3-2,-3-2,-3-1,-4-1,-2-1,27-145,-30 90,25-188,-37 229,-4-145,-9 190,-2 0,-1 0,-2 0,-2 1,-17-42,-8-4,-55-96,68 141,-1 1,-2 1,-2 1,-2 2,-46-45,62 67,-2 1,0 0,0 1,-1 1,-1 0,0 1,0 1,-1 1,0 1,0 0,-1 1,1 1,-1 1,-37-2,41 6</inkml:trace>
+  <inkml:trace contextRef="#ctx0" brushRef="#br0" timeOffset="601.45">787 2449,'-3'2,"-4"1,-1 2,9 4,17 1,17-1,19-3,13-2,6-1,-3-2,-9-1,-13 0,-12 0,-11-1,-9 1</inkml:trace>
+  <inkml:trace contextRef="#ctx0" brushRef="#br0" timeOffset="2125.23">2056 1230,'-40'-34,"-2"1,-1 1,-1 3,-68-33,60 33,-2-1,-1 3,-94-32,109 46,-1 3,1 2,-2 1,-75-3,68 11,1 1,-1 2,1 3,0 1,0 3,1 2,1 1,0 3,-63 32,74-30,1 2,1 0,1 3,1 0,1 3,1 0,1 1,2 2,0 1,3 1,0 1,-17 36,-4 21,5 2,4 1,3 2,5 1,-18 123,28-91,5 1,6 0,17 206,-4-264,4 0,3-1,3-1,3 0,3-2,3 0,47 86,-45-102,3-1,1-1,3-2,2-2,1-1,3-2,1-2,2-1,70 46,-81-66,0-1,2-2,0-1,0-2,2-1,-1-2,1-1,59 5,2-7,-1-4,110-11,-154 3,0-2,-1-2,0-2,0-3,-2-1,0-3,58-30,-74 31,-1-3,0 0,-2-2,-1-1,0-2,-2 0,-1-2,-1-2,-2 0,38-58,-23 22,-3-2,-3-2,-3-1,-4-1,-2-1,27-145,-30 90,25-188,-37 229,-4-145,-9 190,-2 0,-1 0,-2 0,-2 1,-17-42,-8-4,-55-96,68 141,-1 1,-2 1,-2 1,-2 2,-46-45,62 67,-2 1,0 0,0 1,-1 1,-1 0,0 1,0 1,-1 1,0 1,0 0,-1 1,1 1,-1 1,-37-2,41 6</inkml:trace>
   <inkml:trace contextRef="#ctx0" brushRef="#br0" timeOffset="3371.22">2484 2287,'156'87,"-31"-15,1102 558,44-110,-575-319,-668-194</inkml:trace>
   <inkml:trace contextRef="#ctx0" brushRef="#br0" timeOffset="4666.49">6282 2991,'10'163,"-1"-20,-6 463,8 184,-10-773,0 18,11 61,-8-91,-1-14,1-22,-17-592,-3 314,13 216,4-265,0 346,1-1,1 1,0 0,1 1,0-1,1 1,0-1,1 1,0 1,0-1,15-16,-16 21,0 0,1 0,-1 1,1 0,0 0,1 1,-1-1,1 1,0 1,0-1,0 1,0 0,0 1,1 0,-1 0,1 1,0 0,-1 0,1 0,8 1,-9 1,-1 0,1 0,-1 1,1 0,-1 0,0 0,0 1,0 0,0 0,0 1,-1-1,1 1,4 5,-1-1,-1 1,-1 0,1 0,-1 1,-1 0,10 20,-4-2,-1 1,-2 1,0-1,7 58,-7-18,-4 0,-2 0,-3 1,-17 124,11-155,-2 0,-2 0,-1-1,-2 0,-2-1,-1 0,-2-1,-2-1,-42 57,60-88,-3 2,1 0,-1 0,0 0,0-1,-1 0,1 0,-1 0,0-1,-1 1,-9 4,15-9,1 0,-1 1,1-1,0 0,-1 0,1 0,-1 0,1 0,-1 0,1 0,-1 1,1-1,-1-1,1 1,-1 0,1 0,-1 0,1 0,0 0,-1 0,1 0,-1-1,1 1,-1 0,1 0,0 0,-1-1,1 1,-1 0,1-1,0 1,-1 0,1-1,0 1,0-1,-1 0,1-20,14-21,-10 33,1 1,1 0,0 0,0 1,1-1,-1 1,2 1,-1-1,1 1,0 1,0-1,0 1,1 1,0-1,0 2,0-1,0 1,1 0,15-2,17-1,1 0,-1 3,46 3,-81 0,6-1,1 2,-1 0,0 1,1 0,-1 0,0 2,25 9,-33-10,1 0,-1 0,0 1,1-1,-1 1,-1 0,1 1,-1-1,0 1,0 0,0 0,0 0,-1 0,0 1,0 0,-1-1,1 1,-1 0,1 7,2 7,-1 0,-2 0,0 1,-1-1,0 1,-2-1,-1 1,0-1,-2 0,0 0,-1 0,-10 24,9-29,0-1,-2 0,0 0,-1 0,0-1,0 0,-2-1,0 0,0 0,-1-2,0 1,-1-1,0-1,-1 0,0-1,-15 6,-3-1,-1-2,0 0,-1-3,0-1,0-1,-1-2,1-1,-1-2,0-2,1-1,-1-1,-46-11,64 9,1-1,-1-1,1 0,0-2,0 1,1-2,-20-16,29 21,0 0,0 0,1-1,-1 0,1 0,1 0,-1 0,1-1,0 1,1-1,0 0,0 0,0-1,1 1,0-1,0 1,1-1,0 0,0-11,3 3</inkml:trace>
   <inkml:trace contextRef="#ctx0" brushRef="#br0" timeOffset="6497.96">7275 2990,'-6'-7,"0"0,0 0,0 1,-1 0,0 0,-1 0,1 1,-12-5,8 3,-38-25,-75-34,102 56,-1 1,0 1,-1 1,0 1,0 1,-27-2,1 4,5-1,-55 2,85 3,0 1,0 0,1 1,-1 0,1 1,0 1,-24 12,12-4,0 2,1 1,0 1,2 1,0 1,1 1,1 1,1 1,1 1,-19 29,-5 13,-57 120,83-145,1 1,2 1,2 0,-11 68,-6 100,-1 249,28-313,8 311,-1-400,2 0,28 107,-25-130,1-1,1-1,2 0,2-1,0-1,24 33,-28-48,0-1,1 0,0 0,1-2,1 0,0 0,0-2,1 1,0-2,1 0,35 12,-19-11,1-2,0-1,0-2,1-1,55-2,-59-2,206-8,-206 5,0-2,-1-2,0 0,0-2,46-21,2-12,-2-4,-1-4,99-85,-137 105,-24 18,-1 0,0-1,-1 0,-1-1,0 0,-1-1,-1 0,0 0,-1-1,0 0,-1 0,3-18,7-31,12-115,-24 146,50-806,-54 797,1 15,-1 0,0 0,-3 0,0 0,-2 0,0 0,-17-46,-6 14,-2 1,-3 2,-2 0,-3 3,-2 1,-2 2,-3 2,-1 1,-3 3,-60-43,77 64,5 3,-2 1,-32-17,43 29</inkml:trace>
@@ -2486,10 +2898,10 @@
   <inkml:trace contextRef="#ctx0" brushRef="#br0" timeOffset="11018.4">2622 6033,'-55'-17,"-2"3,-99-13,-117 9,237 17,-23-1,-77 7,117-2,1-1,-1 2,1 1,0 0,0 1,1 1,-1 1,-20 13,5 2,0 2,2 1,1 2,1 1,1 1,1 2,-43 68,29-32,4 2,2 2,-30 89,25-32,6 2,5 1,6 2,6 0,0 253,20-344,1 0,1-1,3 1,2-1,1 0,3-1,1-1,1 0,3-1,40 63,-17-40,2-3,3-1,3-3,2-1,83 65,-98-91,1-3,1-1,1-1,1-3,1-1,0-2,2-2,0-2,84 14,-15-13,1-5,206-9,-268-3,0-3,0-1,-1-3,0-2,-1-2,63-27,-76 25,-1-2,-1-2,-1 0,-1-3,-1-1,-1-1,-1-1,49-57,-38 30,-2-1,-2-2,-3-2,-2-1,-3-1,-3-2,21-71,-40 105,-1 0,-2-1,-1 0,-1-40,-11-118,1 128,-2 1,-2-1,-3 2,-3 0,-33-73,-154-260,39 143,134 207,-2 1,-2 1,-69-55,-27 6,6 4,106 69,1 2</inkml:trace>
   <inkml:trace contextRef="#ctx0" brushRef="#br0" timeOffset="12281.61">3691 7241,'0'1,"0"-1,0 0,0 0,0 1,0-1,0 0,0 1,0-1,0 0,0 0,0 1,0-1,0 0,0 1,0-1,1 0,-1 0,0 1,0-1,0 0,0 0,1 1,-1-1,0 0,0 0,0 0,1 1,-1-1,0 0,0 0,1 0,-1 0,0 0,0 1,1-1,-1 0,0 0,1 0,-1 0,14-6,8-13,10-20,0 2,3 2,49-40,127-83,-130 99,86-58,310-164,5 33,-186 101,-205 103,128-70,-29 7,-35 20,3-19,-102 67,-46 32</inkml:trace>
   <inkml:trace contextRef="#ctx0" brushRef="#br0" timeOffset="13992.73">2233 5946,'-2'-9,"0"0,0 0,-1 0,0 0,0 0,-1 1,-6-11,-5-12,-92-276,22 55,-20-85,50 145,-1 5,-57-174,99 317,2-1,-9-62,19 94</inkml:trace>
-  <inkml:trace contextRef="#ctx0" brushRef="#br0" timeOffset="16953.81">6369 2752,'-2'-20,"0"0,-1 1,0 0,-2 0,-1 0,0 0,-1 1,-1 0,0 0,-17-23,1 4,-2 2,-2 0,-50-49,12 24,-2 3,-100-63,-163-80,311 189,-44-22,-2 3,-1 3,-2 3,-120-26,137 42,-1 3,0 1,-96 7,40 0,-88-4,-20-1,-272 32,414-21,-107 20,93-14,60-12,1 2,-32 10,36-10,1-1,0 0,-1-2,1 0,-1-2,-26-3,29 1,0 1,1 1,-1 1,0 1,0 0,1 2,-1 0,-31 12,32-8,11-3</inkml:trace>
+  <inkml:trace contextRef="#ctx0" brushRef="#br0" timeOffset="16953.8">6369 2752,'-2'-20,"0"0,-1 1,0 0,-2 0,-1 0,0 0,-1 1,-1 0,0 0,-17-23,1 4,-2 2,-2 0,-50-49,12 24,-2 3,-100-63,-163-80,311 189,-44-22,-2 3,-1 3,-2 3,-120-26,137 42,-1 3,0 1,-96 7,40 0,-88-4,-20-1,-272 32,414-21,-107 20,93-14,60-12,1 2,-32 10,36-10,1-1,0 0,-1-2,1 0,-1-2,-26-3,29 1,0 1,1 1,-1 1,0 1,0 0,1 2,-1 0,-31 12,32-8,11-3</inkml:trace>
   <inkml:trace contextRef="#ctx0" brushRef="#br0" timeOffset="17895.62">3075 1356,'-229'195,"135"-120,45-38,-90 50,123-78,10-2,17-2,33-2,-8 1,-3 5,1 2,-2 1,50 26,91 63,-113-65,228 137,-274-165</inkml:trace>
   <inkml:trace contextRef="#ctx0" brushRef="#br0" timeOffset="19400.77">2282 475,'3'48,"2"1,13 58,0 0,65 387,-85-511,1 0,0 1,3-20,-1-27,-46-374,7 113,35 288,2-1,6-67,-3 89,0 1,1-1,1 1,0 0,1 0,1 0,0 1,1 0,15-24,-19 35,-1-1,0 1,1-1,-1 1,1 0,0 0,-1 0,1 1,0-1,0 1,0-1,1 1,-1 0,0 0,0 0,1 1,-1-1,0 1,1 0,-1 0,0 0,1 0,-1 1,0-1,1 1,-1 0,0 0,0 0,0 0,1 0,3 4,3 0,-1 0,0 0,-1 2,1-1,-1 1,0 0,-1 0,13 16,-8-4,-1 1,0 0,-1 1,-2 0,0 1,-1-1,-1 1,5 36,-4 1,-2 0,-4 64,-2-118,1-1,-1 1,0-1,0 1,0-1,-1 1,0-1,0 0,0 0,0 1,-1-2,1 1,-1 0,0 0,0-1,0 0,-1 1,1-1,-1-1,0 1,0 0,0-1,0 0,0 0,0 0,-1 0,1-1,-1 0,-8 2,4-1,0 0,0-1,-1 0,1-1,0 0,0 0,0-1,-1 0,1-1,0 0,0 0,1-1,-1 0,-12-7,5 0</inkml:trace>
-  <inkml:trace contextRef="#ctx0" brushRef="#br0" timeOffset="20525.69">7714 2211,'-5'12,"0"0,1 1,1-1,0 1,0 0,1-1,1 1,0 0,1 0,0 0,4 22,-4-34,0 1,1-1,-1 1,1-1,-1 0,1 1,0-1,0 0,0 1,-1-1,1 0,0 0,1 0,-1 0,0 0,0 0,0 0,1 0,-1 0,0-1,1 1,-1 0,0-1,1 1,-1-1,1 0,-1 1,1-1,-1 0,1 0,-1 0,1 0,-1 0,1 0,-1 0,1-1,-1 1,1-1,-1 1,3-2,2 0,-1 0,1-1,-1 0,0 0,0 0,0 0,0-1,-1 0,6-6,-3 0,0 0,-1-1,0 0,0 0,-2-1,1 1,-1-1,-1 0,0-1,2-18,-2 3,-2 0,0 0,-6-47,5 71,-1 1,1-1,-1 0,0 0,0 1,-1-1,1 1,-1-1,0 1,0 0,0-1,0 1,-1 0,1 0,-1 1,1-1,-1 0,-5-2,3 2,-1 0,0 0,0 0,0 1,0 0,0 0,0 1,0 0,-1 0,-8 0,3 1,0 0,0 1,0 0,0 1,0 0,1 1,-1 1,1-1,-1 2,1 0,-17 10,7 2,-1 2,2 0,1 2,0 0,2 1,0 0,1 2,-16 32,0 10,-48 134,70-171,1-1,2 2,0-1,-2 32,8-54,1-1,0 1,0-1,0 1,1 0,-1-1,2 1,-1-1,1 1,0-1,0 0,1 0,0 0,0 0,0 0,1-1,-1 1,1-1,1 0,-1 0,1 0,0-1,0 0,10 7,2-3,0 0,1-2,0 0,0-1,1-1,-1 0,1-2,21 1,153-5,-180 1,0-1,1 0,-1 0,20-8,-4-2</inkml:trace>
+  <inkml:trace contextRef="#ctx0" brushRef="#br0" timeOffset="20525.68">7714 2211,'-5'12,"0"0,1 1,1-1,0 1,0 0,1-1,1 1,0 0,1 0,0 0,4 22,-4-34,0 1,1-1,-1 1,1-1,-1 0,1 1,0-1,0 0,0 1,-1-1,1 0,0 0,1 0,-1 0,0 0,0 0,0 0,1 0,-1 0,0-1,1 1,-1 0,0-1,1 1,-1-1,1 0,-1 1,1-1,-1 0,1 0,-1 0,1 0,-1 0,1 0,-1 0,1-1,-1 1,1-1,-1 1,3-2,2 0,-1 0,1-1,-1 0,0 0,0 0,0 0,0-1,-1 0,6-6,-3 0,0 0,-1-1,0 0,0 0,-2-1,1 1,-1-1,-1 0,0-1,2-18,-2 3,-2 0,0 0,-6-47,5 71,-1 1,1-1,-1 0,0 0,0 1,-1-1,1 1,-1-1,0 1,0 0,0-1,0 1,-1 0,1 0,-1 1,1-1,-1 0,-5-2,3 2,-1 0,0 0,0 0,0 1,0 0,0 0,0 1,0 0,-1 0,-8 0,3 1,0 0,0 1,0 0,0 1,0 0,1 1,-1 1,1-1,-1 2,1 0,-17 10,7 2,-1 2,2 0,1 2,0 0,2 1,0 0,1 2,-16 32,0 10,-48 134,70-171,1-1,2 2,0-1,-2 32,8-54,1-1,0 1,0-1,0 1,1 0,-1-1,2 1,-1-1,1 1,0-1,0 0,1 0,0 0,0 0,0 0,1-1,-1 1,1-1,1 0,-1 0,1 0,0-1,0 0,10 7,2-3,0 0,1-2,0 0,0-1,1-1,-1 0,1-2,21 1,153-5,-180 1,0-1,1 0,-1 0,20-8,-4-2</inkml:trace>
 </inkml:ink>
 </file>
 
